--- a/Manuscript/Supplement.docx
+++ b/Manuscript/Supplement.docx
@@ -4,60 +4,942 @@
   <w:body>
     <w:p>
       <w:pPr>
-        <w:spacing w:after="0"/>
-        <w:rPr>
-          <w:rFonts w:ascii="Futura Medium" w:hAnsi="Futura Medium" w:cs="Futura Medium"/>
-          <w:lang w:val="en-US"/>
+        <w:spacing w:after="0" w:line="240" w:lineRule="auto"/>
+        <w:rPr>
+          <w:rFonts w:ascii="Futura Medium" w:hAnsi="Futura Medium" w:cs="Futura Medium"/>
+          <w:i/>
+          <w:iCs/>
+          <w:sz w:val="32"/>
+          <w:szCs w:val="32"/>
         </w:rPr>
       </w:pPr>
       <w:r>
         <w:rPr>
           <w:rFonts w:ascii="Futura Medium" w:hAnsi="Futura Medium" w:cs="Futura Medium" w:hint="cs"/>
-          <w:lang w:val="en-US"/>
-        </w:rPr>
-        <w:t>Supplement</w:t>
+          <w:i/>
+          <w:iCs/>
+          <w:sz w:val="32"/>
+          <w:szCs w:val="32"/>
+        </w:rPr>
+        <w:t>Supplement to</w:t>
       </w:r>
     </w:p>
     <w:p>
       <w:pPr>
-        <w:spacing w:after="0"/>
-        <w:rPr>
-          <w:rFonts w:ascii="Futura Medium" w:hAnsi="Futura Medium" w:cs="Futura Medium"/>
-          <w:lang w:val="en-US"/>
+        <w:spacing w:after="0" w:line="240" w:lineRule="auto"/>
+        <w:rPr>
+          <w:rFonts w:ascii="Futura" w:hAnsi="Futura" w:cs="Futura"/>
+          <w:b/>
+          <w:bCs/>
+          <w:sz w:val="46"/>
+          <w:szCs w:val="46"/>
+        </w:rPr>
+      </w:pPr>
+      <w:r>
+        <w:rPr>
+          <w:rFonts w:ascii="Futura" w:hAnsi="Futura" w:cs="Futura"/>
+          <w:b/>
+          <w:bCs/>
+          <w:sz w:val="46"/>
+          <w:szCs w:val="46"/>
+        </w:rPr>
+        <w:t>Sea urchins facilitate carbon cycling</w:t>
+      </w:r>
+    </w:p>
+    <w:p>
+      <w:pPr>
+        <w:autoSpaceDE w:val="0"/>
+        <w:autoSpaceDN w:val="0"/>
+        <w:adjustRightInd w:val="0"/>
+        <w:spacing w:after="0" w:line="240" w:lineRule="auto"/>
+        <w:rPr>
+          <w:rFonts w:ascii="Futura Medium" w:hAnsi="Futura Medium" w:cs="Futura Medium"/>
+          <w:color w:val="000000"/>
+          <w:kern w:val="0"/>
+          <w:sz w:val="20"/>
+          <w:szCs w:val="20"/>
         </w:rPr>
       </w:pPr>
     </w:p>
     <w:p>
       <w:pPr>
-        <w:spacing w:after="0"/>
-        <w:rPr>
-          <w:rFonts w:ascii="Futura Medium" w:hAnsi="Futura Medium" w:cs="Futura Medium"/>
-          <w:lang w:val="en-US"/>
+        <w:autoSpaceDE w:val="0"/>
+        <w:autoSpaceDN w:val="0"/>
+        <w:adjustRightInd w:val="0"/>
+        <w:spacing w:after="0" w:line="240" w:lineRule="auto"/>
+        <w:rPr>
+          <w:rFonts w:ascii="Futura Medium" w:hAnsi="Futura Medium" w:cs="Futura Medium"/>
+          <w:color w:val="000000"/>
+          <w:kern w:val="0"/>
+          <w:sz w:val="20"/>
+          <w:szCs w:val="20"/>
         </w:rPr>
       </w:pPr>
       <w:r>
         <w:rPr>
-          <w:rFonts w:ascii="Futura Medium" w:hAnsi="Futura Medium" w:cs="Futura Medium"/>
-          <w:lang w:val="en-US"/>
-        </w:rPr>
-        <w:t>Figure S1. Relationship between sea urchin mass and test diameter across seasons.</w:t>
+          <w:rFonts w:ascii="Futura Medium" w:hAnsi="Futura Medium" w:cs="Futura Medium" w:hint="cs"/>
+          <w:color w:val="000000"/>
+          <w:kern w:val="0"/>
+          <w:sz w:val="20"/>
+          <w:szCs w:val="20"/>
+        </w:rPr>
+        <w:t>Luka Seamus Wrig</w:t>
+      </w:r>
+      <w:r>
+        <w:rPr>
+          <w:rFonts w:ascii="Futura Medium" w:hAnsi="Futura Medium" w:cs="Futura Medium" w:hint="cs"/>
+          <w:color w:val="000000"/>
+          <w:kern w:val="0"/>
+          <w:sz w:val="20"/>
+          <w:szCs w:val="20"/>
+        </w:rPr>
+        <w:t>ht*</w:t>
+      </w:r>
+      <w:r>
+        <w:rPr>
+          <w:rFonts w:ascii="Futura Medium" w:hAnsi="Futura Medium" w:cs="Futura Medium" w:hint="cs"/>
+          <w:color w:val="000000"/>
+          <w:kern w:val="0"/>
+          <w:sz w:val="20"/>
+          <w:szCs w:val="20"/>
+          <w:vertAlign w:val="superscript"/>
+        </w:rPr>
+        <w:t>1,2,3</w:t>
+      </w:r>
+      <w:r>
+        <w:rPr>
+          <w:rFonts w:ascii="Futura Medium" w:hAnsi="Futura Medium" w:cs="Futura Medium" w:hint="cs"/>
+          <w:color w:val="000000"/>
+          <w:kern w:val="0"/>
+          <w:sz w:val="20"/>
+          <w:szCs w:val="20"/>
+        </w:rPr>
+        <w:t xml:space="preserve">, </w:t>
+      </w:r>
+      <w:r>
+        <w:rPr>
+          <w:rFonts w:ascii="Futura Medium" w:hAnsi="Futura Medium" w:cs="Futura Medium" w:hint="cs"/>
+          <w:color w:val="000000"/>
+          <w:kern w:val="0"/>
+          <w:sz w:val="20"/>
+          <w:szCs w:val="20"/>
+        </w:rPr>
+        <w:t>Markus Molis</w:t>
+      </w:r>
+      <w:r>
+        <w:rPr>
+          <w:rFonts w:ascii="Futura Medium" w:hAnsi="Futura Medium" w:cs="Futura Medium" w:hint="cs"/>
+          <w:color w:val="000000"/>
+          <w:kern w:val="0"/>
+          <w:sz w:val="20"/>
+          <w:szCs w:val="20"/>
+          <w:vertAlign w:val="superscript"/>
+        </w:rPr>
+        <w:t>4</w:t>
+      </w:r>
+      <w:r>
+        <w:rPr>
+          <w:rFonts w:ascii="Futura Medium" w:hAnsi="Futura Medium" w:cs="Futura Medium" w:hint="cs"/>
+          <w:color w:val="000000"/>
+          <w:kern w:val="0"/>
+          <w:sz w:val="20"/>
+          <w:szCs w:val="20"/>
+        </w:rPr>
+        <w:t xml:space="preserve">, </w:t>
+      </w:r>
+      <w:r>
+        <w:rPr>
+          <w:rFonts w:ascii="Futura Medium" w:hAnsi="Futura Medium" w:cs="Futura Medium" w:hint="cs"/>
+          <w:color w:val="000000"/>
+          <w:kern w:val="0"/>
+          <w:sz w:val="20"/>
+          <w:szCs w:val="20"/>
+        </w:rPr>
+        <w:t>Juan Vicente de Miguel</w:t>
+      </w:r>
+      <w:r>
+        <w:rPr>
+          <w:rFonts w:ascii="Futura Medium" w:hAnsi="Futura Medium" w:cs="Futura Medium" w:hint="cs"/>
+          <w:color w:val="000000"/>
+          <w:kern w:val="0"/>
+          <w:sz w:val="20"/>
+          <w:szCs w:val="20"/>
+          <w:vertAlign w:val="superscript"/>
+        </w:rPr>
+        <w:t>4</w:t>
+      </w:r>
+      <w:r>
+        <w:rPr>
+          <w:rFonts w:ascii="Futura Medium" w:hAnsi="Futura Medium" w:cs="Futura Medium" w:hint="cs"/>
+          <w:color w:val="000000"/>
+          <w:kern w:val="0"/>
+          <w:sz w:val="20"/>
+          <w:szCs w:val="20"/>
+        </w:rPr>
+        <w:t>, Anea Rakvåg</w:t>
+      </w:r>
+      <w:r>
+        <w:rPr>
+          <w:rFonts w:ascii="Futura Medium" w:hAnsi="Futura Medium" w:cs="Futura Medium" w:hint="cs"/>
+          <w:color w:val="000000"/>
+          <w:kern w:val="0"/>
+          <w:sz w:val="20"/>
+          <w:szCs w:val="20"/>
+          <w:vertAlign w:val="superscript"/>
+        </w:rPr>
+        <w:t>4</w:t>
+      </w:r>
+      <w:r>
+        <w:rPr>
+          <w:rFonts w:ascii="Futura Medium" w:hAnsi="Futura Medium" w:cs="Futura Medium" w:hint="cs"/>
+          <w:color w:val="000000"/>
+          <w:kern w:val="0"/>
+          <w:sz w:val="20"/>
+          <w:szCs w:val="20"/>
+        </w:rPr>
+        <w:t>, Thomas Wernberg</w:t>
+      </w:r>
+      <w:r>
+        <w:rPr>
+          <w:rFonts w:ascii="Futura Medium" w:hAnsi="Futura Medium" w:cs="Futura Medium" w:hint="cs"/>
+          <w:color w:val="000000"/>
+          <w:kern w:val="0"/>
+          <w:sz w:val="20"/>
+          <w:szCs w:val="20"/>
+          <w:vertAlign w:val="superscript"/>
+        </w:rPr>
+        <w:t>1</w:t>
+      </w:r>
+      <w:r>
+        <w:rPr>
+          <w:rFonts w:ascii="Futura Medium" w:hAnsi="Futura Medium" w:cs="Futura Medium" w:hint="cs"/>
+          <w:color w:val="000000"/>
+          <w:kern w:val="0"/>
+          <w:sz w:val="20"/>
+          <w:szCs w:val="20"/>
+          <w:vertAlign w:val="superscript"/>
+        </w:rPr>
+        <w:t>,2,</w:t>
+      </w:r>
+      <w:r>
+        <w:rPr>
+          <w:rFonts w:ascii="Futura Medium" w:hAnsi="Futura Medium" w:cs="Futura Medium"/>
+          <w:color w:val="000000"/>
+          <w:kern w:val="0"/>
+          <w:sz w:val="20"/>
+          <w:szCs w:val="20"/>
+          <w:vertAlign w:val="superscript"/>
+        </w:rPr>
+        <w:t>5</w:t>
+      </w:r>
+      <w:r>
+        <w:rPr>
+          <w:rFonts w:ascii="Futura Medium" w:hAnsi="Futura Medium" w:cs="Futura Medium" w:hint="cs"/>
+          <w:color w:val="000000"/>
+          <w:kern w:val="0"/>
+          <w:sz w:val="20"/>
+          <w:szCs w:val="20"/>
+        </w:rPr>
+        <w:t>, Karen Filbee-Dexter</w:t>
+      </w:r>
+      <w:r>
+        <w:rPr>
+          <w:rFonts w:ascii="Futura Medium" w:hAnsi="Futura Medium" w:cs="Futura Medium" w:hint="cs"/>
+          <w:color w:val="000000"/>
+          <w:kern w:val="0"/>
+          <w:sz w:val="20"/>
+          <w:szCs w:val="20"/>
+          <w:vertAlign w:val="superscript"/>
+        </w:rPr>
+        <w:t>1,2,</w:t>
+      </w:r>
+      <w:r>
+        <w:rPr>
+          <w:rFonts w:ascii="Futura Medium" w:hAnsi="Futura Medium" w:cs="Futura Medium"/>
+          <w:color w:val="000000"/>
+          <w:kern w:val="0"/>
+          <w:sz w:val="20"/>
+          <w:szCs w:val="20"/>
+          <w:vertAlign w:val="superscript"/>
+        </w:rPr>
+        <w:t>5</w:t>
       </w:r>
     </w:p>
     <w:p>
       <w:pPr>
-        <w:rPr>
-          <w:rFonts w:ascii="Times New Roman" w:hAnsi="Times New Roman" w:cs="Times New Roman"/>
+        <w:autoSpaceDE w:val="0"/>
+        <w:autoSpaceDN w:val="0"/>
+        <w:adjustRightInd w:val="0"/>
+        <w:spacing w:after="0" w:line="240" w:lineRule="auto"/>
+        <w:rPr>
+          <w:rFonts w:ascii="Futura Medium" w:hAnsi="Futura Medium" w:cs="Futura Medium"/>
+          <w:color w:val="000000"/>
+          <w:kern w:val="0"/>
+          <w:sz w:val="20"/>
+          <w:szCs w:val="20"/>
         </w:rPr>
       </w:pPr>
-      <w:r>
-        <w:rPr>
-          <w:rFonts w:ascii="Times New Roman" w:hAnsi="Times New Roman" w:cs="Times New Roman"/>
+    </w:p>
+    <w:p>
+      <w:pPr>
+        <w:autoSpaceDE w:val="0"/>
+        <w:autoSpaceDN w:val="0"/>
+        <w:adjustRightInd w:val="0"/>
+        <w:spacing w:after="0" w:line="240" w:lineRule="auto"/>
+        <w:rPr>
+          <w:rFonts w:ascii="Futura Medium" w:hAnsi="Futura Medium" w:cs="Futura Medium"/>
+          <w:color w:val="000000"/>
+          <w:kern w:val="0"/>
+          <w:sz w:val="20"/>
+          <w:szCs w:val="20"/>
+        </w:rPr>
+      </w:pPr>
+      <w:r>
+        <w:rPr>
+          <w:rFonts w:ascii="Futura Medium" w:hAnsi="Futura Medium" w:cs="Futura Medium" w:hint="cs"/>
+          <w:color w:val="000000"/>
+          <w:kern w:val="0"/>
+          <w:sz w:val="20"/>
+          <w:szCs w:val="20"/>
+          <w:vertAlign w:val="superscript"/>
+        </w:rPr>
+        <w:t>1</w:t>
+      </w:r>
+      <w:r>
+        <w:rPr>
+          <w:rFonts w:ascii="Futura Medium" w:hAnsi="Futura Medium" w:cs="Futura Medium" w:hint="cs"/>
+          <w:color w:val="000000"/>
+          <w:kern w:val="0"/>
+          <w:sz w:val="20"/>
+          <w:szCs w:val="20"/>
+        </w:rPr>
+        <w:t>Oceans Institute, University of Western Australia, Perth, Australia</w:t>
+      </w:r>
+    </w:p>
+    <w:p>
+      <w:pPr>
+        <w:autoSpaceDE w:val="0"/>
+        <w:autoSpaceDN w:val="0"/>
+        <w:adjustRightInd w:val="0"/>
+        <w:spacing w:after="0" w:line="240" w:lineRule="auto"/>
+        <w:rPr>
+          <w:rFonts w:ascii="Futura Medium" w:hAnsi="Futura Medium" w:cs="Futura Medium"/>
+          <w:color w:val="000000"/>
+          <w:kern w:val="0"/>
+          <w:sz w:val="20"/>
+          <w:szCs w:val="20"/>
+        </w:rPr>
+      </w:pPr>
+      <w:r>
+        <w:rPr>
+          <w:rFonts w:ascii="Futura Medium" w:hAnsi="Futura Medium" w:cs="Futura Medium" w:hint="cs"/>
+          <w:color w:val="000000"/>
+          <w:kern w:val="0"/>
+          <w:sz w:val="20"/>
+          <w:szCs w:val="20"/>
+          <w:vertAlign w:val="superscript"/>
+        </w:rPr>
+        <w:t>2</w:t>
+      </w:r>
+      <w:r>
+        <w:rPr>
+          <w:rFonts w:ascii="Futura Medium" w:hAnsi="Futura Medium" w:cs="Futura Medium" w:hint="cs"/>
+          <w:color w:val="000000"/>
+          <w:kern w:val="0"/>
+          <w:sz w:val="20"/>
+          <w:szCs w:val="20"/>
+        </w:rPr>
+        <w:t>School of Biological Sciences, University of Western Australia, Perth, Australia</w:t>
+      </w:r>
+    </w:p>
+    <w:p>
+      <w:pPr>
+        <w:autoSpaceDE w:val="0"/>
+        <w:autoSpaceDN w:val="0"/>
+        <w:adjustRightInd w:val="0"/>
+        <w:spacing w:after="0" w:line="240" w:lineRule="auto"/>
+        <w:rPr>
+          <w:rFonts w:ascii="Futura Medium" w:hAnsi="Futura Medium" w:cs="Futura Medium"/>
+          <w:color w:val="000000"/>
+          <w:kern w:val="0"/>
+          <w:sz w:val="20"/>
+          <w:szCs w:val="20"/>
+        </w:rPr>
+      </w:pPr>
+      <w:r>
+        <w:rPr>
+          <w:rFonts w:ascii="Futura Medium" w:hAnsi="Futura Medium" w:cs="Futura Medium" w:hint="cs"/>
+          <w:color w:val="000000"/>
+          <w:kern w:val="0"/>
+          <w:sz w:val="20"/>
+          <w:szCs w:val="20"/>
+          <w:vertAlign w:val="superscript"/>
+        </w:rPr>
+        <w:t>3</w:t>
+      </w:r>
+      <w:r>
+        <w:rPr>
+          <w:rFonts w:ascii="Futura Medium" w:hAnsi="Futura Medium" w:cs="Futura Medium" w:hint="cs"/>
+          <w:color w:val="000000"/>
+          <w:kern w:val="0"/>
+          <w:sz w:val="20"/>
+          <w:szCs w:val="20"/>
+        </w:rPr>
+        <w:t>CSIRO Oceans and Atmosphere, Perth, Australia</w:t>
+      </w:r>
+    </w:p>
+    <w:p>
+      <w:pPr>
+        <w:autoSpaceDE w:val="0"/>
+        <w:autoSpaceDN w:val="0"/>
+        <w:adjustRightInd w:val="0"/>
+        <w:spacing w:after="0" w:line="240" w:lineRule="auto"/>
+        <w:rPr>
+          <w:rFonts w:ascii="Futura Medium" w:hAnsi="Futura Medium" w:cs="Futura Medium"/>
+          <w:color w:val="000000"/>
+          <w:kern w:val="0"/>
+          <w:sz w:val="20"/>
+          <w:szCs w:val="20"/>
+        </w:rPr>
+      </w:pPr>
+      <w:r>
+        <w:rPr>
+          <w:rFonts w:ascii="Futura Medium" w:hAnsi="Futura Medium" w:cs="Futura Medium" w:hint="cs"/>
+          <w:color w:val="000000"/>
+          <w:kern w:val="0"/>
+          <w:sz w:val="20"/>
+          <w:szCs w:val="20"/>
+          <w:vertAlign w:val="superscript"/>
+        </w:rPr>
+        <w:t>4</w:t>
+      </w:r>
+      <w:r>
+        <w:rPr>
+          <w:rFonts w:ascii="Futura Medium" w:hAnsi="Futura Medium" w:cs="Futura Medium" w:hint="cs"/>
+          <w:color w:val="000000"/>
+          <w:kern w:val="0"/>
+          <w:sz w:val="20"/>
+          <w:szCs w:val="20"/>
+        </w:rPr>
+        <w:t>Department of Arctic and Marine Biology, The Arctic University of Norway, Tromsø, Norway</w:t>
+      </w:r>
+    </w:p>
+    <w:p>
+      <w:pPr>
+        <w:autoSpaceDE w:val="0"/>
+        <w:autoSpaceDN w:val="0"/>
+        <w:adjustRightInd w:val="0"/>
+        <w:spacing w:after="0" w:line="240" w:lineRule="auto"/>
+        <w:rPr>
+          <w:rFonts w:ascii="Futura Medium" w:hAnsi="Futura Medium" w:cs="Futura Medium"/>
+          <w:color w:val="000000"/>
+          <w:kern w:val="0"/>
+          <w:sz w:val="20"/>
+          <w:szCs w:val="20"/>
+        </w:rPr>
+      </w:pPr>
+      <w:r>
+        <w:rPr>
+          <w:rFonts w:ascii="Futura Medium" w:hAnsi="Futura Medium" w:cs="Futura Medium"/>
+          <w:color w:val="000000"/>
+          <w:kern w:val="0"/>
+          <w:sz w:val="20"/>
+          <w:szCs w:val="20"/>
+          <w:vertAlign w:val="superscript"/>
+        </w:rPr>
+        <w:t>5</w:t>
+      </w:r>
+      <w:r>
+        <w:rPr>
+          <w:rFonts w:ascii="Futura Medium" w:hAnsi="Futura Medium" w:cs="Futura Medium" w:hint="cs"/>
+          <w:color w:val="000000"/>
+          <w:kern w:val="0"/>
+          <w:sz w:val="20"/>
+          <w:szCs w:val="20"/>
+        </w:rPr>
+        <w:t>Institute of Marine Research, His, Norway</w:t>
+      </w:r>
+    </w:p>
+    <w:p>
+      <w:pPr>
+        <w:spacing w:after="0" w:line="240" w:lineRule="auto"/>
+        <w:rPr>
+          <w:rFonts w:ascii="Futura Medium" w:hAnsi="Futura Medium" w:cs="Futura Medium"/>
+          <w:sz w:val="20"/>
+          <w:szCs w:val="20"/>
+        </w:rPr>
+      </w:pPr>
+      <w:r>
+        <w:rPr>
+          <w:rFonts w:ascii="Futura Medium" w:hAnsi="Futura Medium" w:cs="Futura Medium" w:hint="cs"/>
+          <w:color w:val="000000"/>
+          <w:kern w:val="0"/>
+          <w:sz w:val="20"/>
+          <w:szCs w:val="20"/>
+        </w:rPr>
+        <w:t>*</w:t>
+      </w:r>
+      <w:hyperlink r:id="rId6" w:history="1">
+        <w:r>
+          <w:rPr>
+            <w:rStyle w:val="Hyperlink"/>
+            <w:rFonts w:ascii="Futura Medium" w:hAnsi="Futura Medium" w:cs="Futura Medium" w:hint="cs"/>
+            <w:color w:val="auto"/>
+            <w:kern w:val="0"/>
+            <w:sz w:val="20"/>
+            <w:szCs w:val="20"/>
+            <w:u w:val="none"/>
+          </w:rPr>
+          <w:t>luka.wright@research.uwa.edu.au</w:t>
+        </w:r>
+      </w:hyperlink>
+      <w:r>
+        <w:rPr>
+          <w:rFonts w:ascii="Futura Medium" w:hAnsi="Futura Medium" w:cs="Futura Medium" w:hint="cs"/>
+          <w:kern w:val="0"/>
+          <w:sz w:val="20"/>
+          <w:szCs w:val="20"/>
+        </w:rPr>
+        <w:t xml:space="preserve">, </w:t>
+      </w:r>
+      <w:hyperlink r:id="rId7" w:history="1">
+        <w:r>
+          <w:rPr>
+            <w:rStyle w:val="Hyperlink"/>
+            <w:rFonts w:ascii="Futura Medium" w:hAnsi="Futura Medium" w:cs="Futura Medium" w:hint="cs"/>
+            <w:color w:val="auto"/>
+            <w:kern w:val="0"/>
+            <w:sz w:val="20"/>
+            <w:szCs w:val="20"/>
+            <w:u w:val="none"/>
+          </w:rPr>
+          <w:t>luka@wright.it</w:t>
+        </w:r>
+      </w:hyperlink>
+      <w:r>
+        <w:rPr>
+          <w:rFonts w:ascii="Futura Medium" w:hAnsi="Futura Medium" w:cs="Futura Medium" w:hint="cs"/>
+          <w:kern w:val="0"/>
+          <w:sz w:val="20"/>
+          <w:szCs w:val="20"/>
+        </w:rPr>
+        <w:t xml:space="preserve">, </w:t>
+      </w:r>
+      <w:hyperlink r:id="rId8" w:history="1">
+        <w:r>
+          <w:rPr>
+            <w:rStyle w:val="Hyperlink"/>
+            <w:rFonts w:ascii="Futura Medium" w:hAnsi="Futura Medium" w:cs="Futura Medium" w:hint="cs"/>
+            <w:color w:val="auto"/>
+            <w:sz w:val="20"/>
+            <w:szCs w:val="20"/>
+            <w:u w:val="none"/>
+          </w:rPr>
+          <w:t>orcid.org/0000-0002-1273-6256</w:t>
+        </w:r>
+      </w:hyperlink>
+    </w:p>
+    <w:p>
+      <w:pPr>
+        <w:spacing w:after="0" w:line="240" w:lineRule="auto"/>
+        <w:rPr>
+          <w:rFonts w:ascii="Futura Medium" w:hAnsi="Futura Medium" w:cs="Futura Medium"/>
+          <w:sz w:val="20"/>
+          <w:szCs w:val="20"/>
+          <w:lang w:val="en-US"/>
+        </w:rPr>
+      </w:pPr>
+    </w:p>
+    <w:p>
+      <w:pPr>
+        <w:spacing w:after="0" w:line="240" w:lineRule="auto"/>
+        <w:rPr>
+          <w:rFonts w:ascii="Futura Medium" w:hAnsi="Futura Medium" w:cs="Futura Medium"/>
+          <w:sz w:val="20"/>
+          <w:szCs w:val="20"/>
+          <w:lang w:val="en-US"/>
+        </w:rPr>
+      </w:pPr>
+    </w:p>
+    <w:p>
+      <w:pPr>
+        <w:spacing w:after="0" w:line="240" w:lineRule="auto"/>
+        <w:rPr>
+          <w:rFonts w:ascii="Futura Medium" w:hAnsi="Futura Medium" w:cs="Futura Medium"/>
+          <w:sz w:val="20"/>
+          <w:szCs w:val="20"/>
+          <w:lang w:val="en-US"/>
+        </w:rPr>
+      </w:pPr>
+      <w:r>
+        <w:rPr>
+          <w:rFonts w:ascii="Futura Medium" w:hAnsi="Futura Medium" w:cs="Futura Medium"/>
           <w:noProof/>
+          <w:sz w:val="20"/>
+          <w:szCs w:val="20"/>
+          <w:lang w:val="en-US"/>
         </w:rPr>
         <w:drawing>
-          <wp:inline distT="0" distB="0" distL="0" distR="0" wp14:anchorId="5085410E" wp14:editId="231DA8F5">
-            <wp:extent cx="5731510" cy="7527925"/>
-            <wp:effectExtent l="0" t="0" r="0" b="3175"/>
+          <wp:anchor distT="0" distB="0" distL="114300" distR="114300" simplePos="0" relativeHeight="251659264" behindDoc="0" locked="0" layoutInCell="1" allowOverlap="1" wp14:anchorId="6BDAE0F0" wp14:editId="095E84A0">
+            <wp:simplePos x="0" y="0"/>
+            <wp:positionH relativeFrom="margin">
+              <wp:align>left</wp:align>
+            </wp:positionH>
+            <wp:positionV relativeFrom="paragraph">
+              <wp:posOffset>1905</wp:posOffset>
+            </wp:positionV>
+            <wp:extent cx="5760000" cy="3744702"/>
+            <wp:effectExtent l="0" t="0" r="6350" b="1905"/>
+            <wp:wrapTopAndBottom/>
+            <wp:docPr id="2004283614" name="Picture 1"/>
+            <wp:cNvGraphicFramePr>
+              <a:graphicFrameLocks xmlns:a="http://schemas.openxmlformats.org/drawingml/2006/main" noChangeAspect="1"/>
+            </wp:cNvGraphicFramePr>
+            <a:graphic xmlns:a="http://schemas.openxmlformats.org/drawingml/2006/main">
+              <a:graphicData uri="http://schemas.openxmlformats.org/drawingml/2006/picture">
+                <pic:pic xmlns:pic="http://schemas.openxmlformats.org/drawingml/2006/picture">
+                  <pic:nvPicPr>
+                    <pic:cNvPr id="2004283614" name="Picture 2004283614"/>
+                    <pic:cNvPicPr/>
+                  </pic:nvPicPr>
+                  <pic:blipFill>
+                    <a:blip r:embed="rId9"/>
+                    <a:stretch>
+                      <a:fillRect/>
+                    </a:stretch>
+                  </pic:blipFill>
+                  <pic:spPr>
+                    <a:xfrm>
+                      <a:off x="0" y="0"/>
+                      <a:ext cx="5760000" cy="3744702"/>
+                    </a:xfrm>
+                    <a:prstGeom prst="rect">
+                      <a:avLst/>
+                    </a:prstGeom>
+                  </pic:spPr>
+                </pic:pic>
+              </a:graphicData>
+            </a:graphic>
+            <wp14:sizeRelH relativeFrom="page">
+              <wp14:pctWidth>0</wp14:pctWidth>
+            </wp14:sizeRelH>
+            <wp14:sizeRelV relativeFrom="page">
+              <wp14:pctHeight>0</wp14:pctHeight>
+            </wp14:sizeRelV>
+          </wp:anchor>
+        </w:drawing>
+      </w:r>
+      <w:r>
+        <w:rPr>
+          <w:rFonts w:ascii="Futura" w:hAnsi="Futura" w:cs="Futura Medium"/>
+          <w:b/>
+          <w:bCs/>
+          <w:sz w:val="20"/>
+          <w:szCs w:val="20"/>
+          <w:lang w:val="en-US"/>
+        </w:rPr>
+        <w:t>Figure S1</w:t>
+      </w:r>
+      <w:r>
+        <w:rPr>
+          <w:rFonts w:ascii="Futura Medium" w:hAnsi="Futura Medium" w:cs="Futura Medium"/>
+          <w:sz w:val="20"/>
+          <w:szCs w:val="20"/>
+          <w:lang w:val="en-US"/>
+        </w:rPr>
+        <w:t xml:space="preserve">. </w:t>
+      </w:r>
+      <w:r>
+        <w:rPr>
+          <w:rFonts w:ascii="Futura Medium" w:hAnsi="Futura Medium" w:cs="Futura Medium"/>
+          <w:sz w:val="20"/>
+          <w:szCs w:val="20"/>
+          <w:lang w:val="en-US"/>
+        </w:rPr>
+        <w:t xml:space="preserve">Sea urchin size and growth. </w:t>
+      </w:r>
+      <w:r>
+        <w:rPr>
+          <w:rFonts w:ascii="Futura Medium" w:hAnsi="Futura Medium" w:cs="Futura Medium"/>
+          <w:sz w:val="20"/>
+          <w:szCs w:val="20"/>
+          <w:lang w:val="en-US"/>
+        </w:rPr>
+        <w:t>Initial</w:t>
+      </w:r>
+      <w:r>
+        <w:rPr>
+          <w:rFonts w:ascii="Futura Medium" w:hAnsi="Futura Medium" w:cs="Futura Medium"/>
+          <w:sz w:val="20"/>
+          <w:szCs w:val="20"/>
+          <w:lang w:val="en-US"/>
+        </w:rPr>
+        <w:t xml:space="preserve"> mass </w:t>
+      </w:r>
+      <w:r>
+        <w:rPr>
+          <w:rFonts w:ascii="Futura Medium" w:hAnsi="Futura Medium" w:cs="Futura Medium"/>
+          <w:sz w:val="20"/>
+          <w:szCs w:val="20"/>
+          <w:lang w:val="en-US"/>
+        </w:rPr>
+        <w:t xml:space="preserve">and relative growth </w:t>
+      </w:r>
+      <w:r>
+        <w:rPr>
+          <w:rFonts w:ascii="Futura Medium" w:hAnsi="Futura Medium" w:cs="Futura Medium"/>
+          <w:sz w:val="20"/>
+          <w:szCs w:val="20"/>
+          <w:lang w:val="en-US"/>
+        </w:rPr>
+        <w:t>in relation to</w:t>
+      </w:r>
+      <w:r>
+        <w:rPr>
+          <w:rFonts w:ascii="Futura Medium" w:hAnsi="Futura Medium" w:cs="Futura Medium"/>
+          <w:sz w:val="20"/>
+          <w:szCs w:val="20"/>
+          <w:lang w:val="en-US"/>
+        </w:rPr>
+        <w:t xml:space="preserve"> test diameter </w:t>
+      </w:r>
+      <w:r>
+        <w:rPr>
+          <w:rFonts w:ascii="Futura Medium" w:hAnsi="Futura Medium" w:cs="Futura Medium"/>
+          <w:sz w:val="20"/>
+          <w:szCs w:val="20"/>
+          <w:lang w:val="en-US"/>
+        </w:rPr>
+        <w:t>for each experimental</w:t>
+      </w:r>
+      <w:r>
+        <w:rPr>
+          <w:rFonts w:ascii="Futura Medium" w:hAnsi="Futura Medium" w:cs="Futura Medium"/>
+          <w:sz w:val="20"/>
+          <w:szCs w:val="20"/>
+          <w:lang w:val="en-US"/>
+        </w:rPr>
+        <w:t xml:space="preserve"> season.</w:t>
+      </w:r>
+      <w:r>
+        <w:rPr>
+          <w:rFonts w:ascii="Futura Medium" w:hAnsi="Futura Medium" w:cs="Futura Medium"/>
+          <w:sz w:val="20"/>
+          <w:szCs w:val="20"/>
+          <w:lang w:val="en-US"/>
+        </w:rPr>
+        <w:t xml:space="preserve"> </w:t>
+      </w:r>
+      <w:r>
+        <w:rPr>
+          <w:rFonts w:ascii="Futura Medium" w:hAnsi="Futura Medium" w:cs="Futura Medium"/>
+          <w:sz w:val="20"/>
+          <w:szCs w:val="20"/>
+          <w:lang w:val="en-US"/>
+        </w:rPr>
+        <w:t>Points are individual urchins</w:t>
+      </w:r>
+      <w:r>
+        <w:rPr>
+          <w:rFonts w:ascii="Futura Medium" w:hAnsi="Futura Medium" w:cs="Futura Medium"/>
+          <w:sz w:val="20"/>
+          <w:szCs w:val="20"/>
+          <w:lang w:val="en-US"/>
+        </w:rPr>
+        <w:t xml:space="preserve"> </w:t>
+      </w:r>
+      <w:r>
+        <w:rPr>
+          <w:rFonts w:ascii="Futura Medium" w:hAnsi="Futura Medium" w:cs="Futura Medium"/>
+          <w:sz w:val="20"/>
+          <w:szCs w:val="20"/>
+          <w:lang w:val="en-US"/>
+        </w:rPr>
+        <w:t>(</w:t>
+      </w:r>
+      <w:r>
+        <w:rPr>
+          <w:rFonts w:ascii="Futura Medium" w:hAnsi="Futura Medium" w:cs="Futura Medium"/>
+          <w:sz w:val="20"/>
+          <w:szCs w:val="20"/>
+          <w:lang w:val="en-US"/>
+        </w:rPr>
+        <w:t xml:space="preserve">n = 75 </w:t>
+      </w:r>
+      <w:r>
+        <w:rPr>
+          <w:rFonts w:ascii="Futura Medium" w:hAnsi="Futura Medium" w:cs="Futura Medium"/>
+          <w:sz w:val="20"/>
+          <w:szCs w:val="20"/>
+          <w:lang w:val="en-US"/>
+        </w:rPr>
+        <w:t>per season). In summer</w:t>
+      </w:r>
+      <w:r>
+        <w:rPr>
+          <w:rFonts w:ascii="Futura Medium" w:hAnsi="Futura Medium" w:cs="Futura Medium"/>
+          <w:sz w:val="20"/>
+          <w:szCs w:val="20"/>
+          <w:lang w:val="en-US"/>
+        </w:rPr>
+        <w:t>,</w:t>
+      </w:r>
+      <w:r>
+        <w:rPr>
+          <w:rFonts w:ascii="Futura Medium" w:hAnsi="Futura Medium" w:cs="Futura Medium"/>
+          <w:sz w:val="20"/>
+          <w:szCs w:val="20"/>
+          <w:lang w:val="en-US"/>
+        </w:rPr>
+        <w:t xml:space="preserve"> </w:t>
+      </w:r>
+      <w:r>
+        <w:rPr>
+          <w:rFonts w:ascii="Futura Medium" w:hAnsi="Futura Medium" w:cs="Futura Medium"/>
+          <w:sz w:val="20"/>
+          <w:szCs w:val="20"/>
+        </w:rPr>
+        <w:t>7 urchins died before final mass could be determined</w:t>
+      </w:r>
+      <w:r>
+        <w:rPr>
+          <w:rFonts w:ascii="Futura Medium" w:hAnsi="Futura Medium" w:cs="Futura Medium"/>
+          <w:sz w:val="20"/>
+          <w:szCs w:val="20"/>
+          <w:lang w:val="en-US"/>
+        </w:rPr>
+        <w:t xml:space="preserve"> so</w:t>
+      </w:r>
+      <w:r>
+        <w:rPr>
+          <w:rFonts w:ascii="Futura Medium" w:hAnsi="Futura Medium" w:cs="Futura Medium"/>
+          <w:sz w:val="20"/>
+          <w:szCs w:val="20"/>
+          <w:lang w:val="en-US"/>
+        </w:rPr>
+        <w:t xml:space="preserve"> </w:t>
+      </w:r>
+      <w:r>
+        <w:rPr>
+          <w:rFonts w:ascii="Futura Medium" w:hAnsi="Futura Medium" w:cs="Futura Medium"/>
+          <w:sz w:val="20"/>
+          <w:szCs w:val="20"/>
+          <w:lang w:val="en-US"/>
+        </w:rPr>
+        <w:t xml:space="preserve">the sample size </w:t>
+      </w:r>
+      <w:r>
+        <w:rPr>
+          <w:rFonts w:ascii="Futura Medium" w:hAnsi="Futura Medium" w:cs="Futura Medium"/>
+          <w:sz w:val="20"/>
+          <w:szCs w:val="20"/>
+        </w:rPr>
+        <w:t xml:space="preserve">for </w:t>
+      </w:r>
+      <w:r>
+        <w:rPr>
+          <w:rFonts w:ascii="Futura Medium" w:hAnsi="Futura Medium" w:cs="Futura Medium"/>
+          <w:sz w:val="20"/>
+          <w:szCs w:val="20"/>
+        </w:rPr>
+        <w:t xml:space="preserve">summer </w:t>
+      </w:r>
+      <w:r>
+        <w:rPr>
+          <w:rFonts w:ascii="Futura Medium" w:hAnsi="Futura Medium" w:cs="Futura Medium"/>
+          <w:sz w:val="20"/>
+          <w:szCs w:val="20"/>
+        </w:rPr>
+        <w:t xml:space="preserve">growth </w:t>
+      </w:r>
+      <w:r>
+        <w:rPr>
+          <w:rFonts w:ascii="Futura Medium" w:hAnsi="Futura Medium" w:cs="Futura Medium"/>
+          <w:sz w:val="20"/>
+          <w:szCs w:val="20"/>
+        </w:rPr>
+        <w:t xml:space="preserve">is lower </w:t>
+      </w:r>
+      <w:r>
+        <w:rPr>
+          <w:rFonts w:ascii="Futura Medium" w:hAnsi="Futura Medium" w:cs="Futura Medium"/>
+          <w:sz w:val="20"/>
+          <w:szCs w:val="20"/>
+          <w:lang w:val="en-US"/>
+        </w:rPr>
+        <w:t>(</w:t>
+      </w:r>
+      <w:r>
+        <w:rPr>
+          <w:rFonts w:ascii="Futura Medium" w:hAnsi="Futura Medium" w:cs="Futura Medium"/>
+          <w:sz w:val="20"/>
+          <w:szCs w:val="20"/>
+        </w:rPr>
+        <w:t>n = 68</w:t>
+      </w:r>
+      <w:r>
+        <w:rPr>
+          <w:rFonts w:ascii="Futura Medium" w:hAnsi="Futura Medium" w:cs="Futura Medium"/>
+          <w:sz w:val="20"/>
+          <w:szCs w:val="20"/>
+        </w:rPr>
+        <w:t>)</w:t>
+      </w:r>
+      <w:r>
+        <w:rPr>
+          <w:rFonts w:ascii="Futura Medium" w:hAnsi="Futura Medium" w:cs="Futura Medium"/>
+          <w:sz w:val="20"/>
+          <w:szCs w:val="20"/>
+        </w:rPr>
+        <w:t>.</w:t>
+      </w:r>
+      <w:r>
+        <w:rPr>
+          <w:rFonts w:ascii="Futura Medium" w:hAnsi="Futura Medium" w:cs="Futura Medium"/>
+          <w:sz w:val="20"/>
+          <w:szCs w:val="20"/>
+        </w:rPr>
+        <w:t xml:space="preserve"> Coloured ticks </w:t>
+      </w:r>
+      <w:r>
+        <w:rPr>
+          <w:rFonts w:ascii="Futura Medium" w:hAnsi="Futura Medium" w:cs="Futura Medium"/>
+          <w:sz w:val="20"/>
+          <w:szCs w:val="20"/>
+        </w:rPr>
+        <w:t>denote</w:t>
+      </w:r>
+      <w:r>
+        <w:rPr>
+          <w:rFonts w:ascii="Futura Medium" w:hAnsi="Futura Medium" w:cs="Futura Medium"/>
+          <w:sz w:val="20"/>
+          <w:szCs w:val="20"/>
+          <w:lang w:val="en-US"/>
+        </w:rPr>
+        <w:t xml:space="preserve"> means.</w:t>
+      </w:r>
+    </w:p>
+    <w:p>
+      <w:pPr>
+        <w:spacing w:line="240" w:lineRule="auto"/>
+        <w:rPr>
+          <w:rFonts w:ascii="Futura Medium" w:hAnsi="Futura Medium" w:cs="Futura Medium"/>
+          <w:sz w:val="20"/>
+          <w:szCs w:val="20"/>
+        </w:rPr>
+      </w:pPr>
+      <w:r>
+        <w:rPr>
+          <w:rFonts w:ascii="Futura Medium" w:hAnsi="Futura Medium" w:cs="Futura Medium" w:hint="cs"/>
+          <w:noProof/>
+          <w:sz w:val="20"/>
+          <w:szCs w:val="20"/>
+        </w:rPr>
+        <w:lastRenderedPageBreak/>
+        <w:drawing>
+          <wp:inline distT="0" distB="0" distL="0" distR="0" wp14:anchorId="5085410E" wp14:editId="3CA4CB42">
+            <wp:extent cx="4608000" cy="6052276"/>
+            <wp:effectExtent l="0" t="0" r="2540" b="5715"/>
             <wp:docPr id="1603369628" name="Picture 2"/>
             <wp:cNvGraphicFramePr>
               <a:graphicFrameLocks xmlns:a="http://schemas.openxmlformats.org/drawingml/2006/main" noChangeAspect="1"/>
@@ -70,7 +952,7 @@
                     <pic:cNvPicPr/>
                   </pic:nvPicPr>
                   <pic:blipFill>
-                    <a:blip r:embed="rId4"/>
+                    <a:blip r:embed="rId10"/>
                     <a:stretch>
                       <a:fillRect/>
                     </a:stretch>
@@ -78,7 +960,7 @@
                   <pic:spPr>
                     <a:xfrm>
                       <a:off x="0" y="0"/>
-                      <a:ext cx="5731510" cy="7527925"/>
+                      <a:ext cx="4608000" cy="6052276"/>
                     </a:xfrm>
                     <a:prstGeom prst="rect">
                       <a:avLst/>
@@ -93,64 +975,191 @@
     </w:p>
     <w:p>
       <w:pPr>
-        <w:rPr>
-          <w:rFonts w:ascii="Times New Roman" w:hAnsi="Times New Roman" w:cs="Times New Roman"/>
+        <w:spacing w:line="240" w:lineRule="auto"/>
+        <w:rPr>
+          <w:rFonts w:ascii="Futura Medium" w:hAnsi="Futura Medium" w:cs="Futura Medium"/>
+          <w:sz w:val="20"/>
+          <w:szCs w:val="20"/>
         </w:rPr>
       </w:pPr>
       <w:r>
         <w:rPr>
-          <w:rFonts w:ascii="Times New Roman" w:hAnsi="Times New Roman" w:cs="Times New Roman"/>
+          <w:rFonts w:ascii="Futura" w:hAnsi="Futura" w:cs="Futura Medium"/>
           <w:b/>
           <w:bCs/>
-        </w:rPr>
-        <w:t>Figure S</w:t>
-      </w:r>
-      <w:r>
-        <w:rPr>
-          <w:rFonts w:ascii="Times New Roman" w:hAnsi="Times New Roman" w:cs="Times New Roman"/>
+          <w:sz w:val="20"/>
+          <w:szCs w:val="20"/>
+        </w:rPr>
+        <w:t>Figure S2</w:t>
+      </w:r>
+      <w:r>
+        <w:rPr>
+          <w:rFonts w:ascii="Futura Medium" w:hAnsi="Futura Medium" w:cs="Futura Medium" w:hint="cs"/>
+          <w:sz w:val="20"/>
+          <w:szCs w:val="20"/>
+        </w:rPr>
+        <w:t xml:space="preserve">. </w:t>
+      </w:r>
+      <w:r>
+        <w:rPr>
+          <w:rFonts w:ascii="Futura Medium" w:hAnsi="Futura Medium" w:cs="Futura Medium"/>
+          <w:sz w:val="20"/>
+          <w:szCs w:val="20"/>
+        </w:rPr>
+        <w:t>Elemental analysis</w:t>
+      </w:r>
+      <w:r>
+        <w:rPr>
+          <w:rFonts w:ascii="Futura Medium" w:hAnsi="Futura Medium" w:cs="Futura Medium" w:hint="cs"/>
+          <w:sz w:val="20"/>
+          <w:szCs w:val="20"/>
+        </w:rPr>
+        <w:t xml:space="preserve">. </w:t>
+      </w:r>
+      <w:r>
+        <w:rPr>
+          <w:rFonts w:ascii="Futura" w:hAnsi="Futura" w:cs="Futura Medium"/>
           <w:b/>
           <w:bCs/>
-        </w:rPr>
-        <w:t>2</w:t>
-      </w:r>
-      <w:r>
-        <w:rPr>
-          <w:rFonts w:ascii="Times New Roman" w:hAnsi="Times New Roman" w:cs="Times New Roman"/>
-        </w:rPr>
-        <w:t xml:space="preserve">. Carbon and nitrogen. </w:t>
-      </w:r>
-      <w:r>
-        <w:rPr>
-          <w:rFonts w:ascii="Times New Roman" w:hAnsi="Times New Roman" w:cs="Times New Roman"/>
+          <w:sz w:val="20"/>
+          <w:szCs w:val="20"/>
+        </w:rPr>
+        <w:t>a</w:t>
+      </w:r>
+      <w:r>
+        <w:rPr>
+          <w:rFonts w:ascii="Futura Medium" w:hAnsi="Futura Medium" w:cs="Futura Medium" w:hint="cs"/>
+          <w:sz w:val="20"/>
+          <w:szCs w:val="20"/>
+        </w:rPr>
+        <w:t xml:space="preserve">, </w:t>
+      </w:r>
+      <w:r>
+        <w:rPr>
+          <w:rFonts w:ascii="Futura Medium" w:hAnsi="Futura Medium" w:cs="Futura Medium"/>
+          <w:sz w:val="20"/>
+          <w:szCs w:val="20"/>
+        </w:rPr>
+        <w:t xml:space="preserve">Carbon and nitrogen content in relation to sample mass and analysis method. Lines connect technical replicates for the same sample. Triangles denote replicates that were </w:t>
+      </w:r>
+      <w:r>
+        <w:rPr>
+          <w:rFonts w:ascii="Futura Medium" w:hAnsi="Futura Medium" w:cs="Futura Medium"/>
+          <w:sz w:val="20"/>
+          <w:szCs w:val="20"/>
+        </w:rPr>
+        <w:t xml:space="preserve">additionally </w:t>
+      </w:r>
+      <w:r>
+        <w:rPr>
+          <w:rFonts w:ascii="Futura Medium" w:hAnsi="Futura Medium" w:cs="Futura Medium"/>
+          <w:sz w:val="20"/>
+          <w:szCs w:val="20"/>
+        </w:rPr>
+        <w:t>oven dried</w:t>
+      </w:r>
+      <w:r>
+        <w:rPr>
+          <w:rFonts w:ascii="Futura Medium" w:hAnsi="Futura Medium" w:cs="Futura Medium" w:hint="cs"/>
+          <w:sz w:val="20"/>
+          <w:szCs w:val="20"/>
+        </w:rPr>
+        <w:t xml:space="preserve">. </w:t>
+      </w:r>
+      <w:r>
+        <w:rPr>
+          <w:rFonts w:ascii="Futura" w:hAnsi="Futura" w:cs="Futura Medium"/>
           <w:b/>
           <w:bCs/>
-        </w:rPr>
-        <w:t>a</w:t>
-      </w:r>
-      <w:r>
-        <w:rPr>
-          <w:rFonts w:ascii="Times New Roman" w:hAnsi="Times New Roman" w:cs="Times New Roman"/>
-        </w:rPr>
-        <w:t xml:space="preserve">, Optimising sample mass. </w:t>
-      </w:r>
-      <w:r>
-        <w:rPr>
-          <w:rFonts w:ascii="Times New Roman" w:hAnsi="Times New Roman" w:cs="Times New Roman"/>
-          <w:b/>
-          <w:bCs/>
+          <w:sz w:val="20"/>
+          <w:szCs w:val="20"/>
         </w:rPr>
         <w:t>b</w:t>
       </w:r>
       <w:r>
         <w:rPr>
-          <w:rFonts w:ascii="Times New Roman" w:hAnsi="Times New Roman" w:cs="Times New Roman"/>
-        </w:rPr>
-        <w:t>, Isotopes.</w:t>
+          <w:rFonts w:ascii="Futura Medium" w:hAnsi="Futura Medium" w:cs="Futura Medium" w:hint="cs"/>
+          <w:sz w:val="20"/>
+          <w:szCs w:val="20"/>
+        </w:rPr>
+        <w:t xml:space="preserve">, </w:t>
+      </w:r>
+      <w:r>
+        <w:rPr>
+          <w:rFonts w:ascii="Futura Medium" w:hAnsi="Futura Medium" w:cs="Futura Medium"/>
+          <w:sz w:val="20"/>
+          <w:szCs w:val="20"/>
+        </w:rPr>
+        <w:t>Carbon and nitrogen isotope ratios</w:t>
+      </w:r>
+      <w:r>
+        <w:rPr>
+          <w:rFonts w:ascii="Futura Medium" w:hAnsi="Futura Medium" w:cs="Futura Medium" w:hint="cs"/>
+          <w:sz w:val="20"/>
+          <w:szCs w:val="20"/>
+        </w:rPr>
+        <w:t>.</w:t>
+      </w:r>
+      <w:r>
+        <w:rPr>
+          <w:rFonts w:ascii="Futura Medium" w:hAnsi="Futura Medium" w:cs="Futura Medium"/>
+          <w:sz w:val="20"/>
+          <w:szCs w:val="20"/>
+        </w:rPr>
+        <w:t xml:space="preserve"> Triangles denote </w:t>
+      </w:r>
+      <w:r>
+        <w:rPr>
+          <w:rFonts w:ascii="Futura Medium" w:hAnsi="Futura Medium" w:cs="Futura Medium"/>
+          <w:sz w:val="20"/>
+          <w:szCs w:val="20"/>
+        </w:rPr>
+        <w:t xml:space="preserve">low-nitrogen </w:t>
+      </w:r>
+      <w:r>
+        <w:rPr>
+          <w:rFonts w:ascii="Futura Medium" w:hAnsi="Futura Medium" w:cs="Futura Medium"/>
+          <w:sz w:val="20"/>
+          <w:szCs w:val="20"/>
+        </w:rPr>
+        <w:t>samples</w:t>
+      </w:r>
+      <w:r>
+        <w:rPr>
+          <w:rFonts w:ascii="Futura Medium" w:hAnsi="Futura Medium" w:cs="Futura Medium"/>
+          <w:sz w:val="20"/>
+          <w:szCs w:val="20"/>
+        </w:rPr>
+        <w:t xml:space="preserve"> with unreliable</w:t>
+      </w:r>
+      <w:r>
+        <w:rPr>
+          <w:rFonts w:ascii="Futura Medium" w:hAnsi="Futura Medium" w:cs="Futura Medium"/>
+          <w:sz w:val="20"/>
+          <w:szCs w:val="20"/>
+        </w:rPr>
+        <w:t xml:space="preserve"> nitrogen isotope ratio</w:t>
+      </w:r>
+      <w:r>
+        <w:rPr>
+          <w:rFonts w:ascii="Futura Medium" w:hAnsi="Futura Medium" w:cs="Futura Medium"/>
+          <w:sz w:val="20"/>
+          <w:szCs w:val="20"/>
+        </w:rPr>
+        <w:t>s</w:t>
+      </w:r>
+      <w:r>
+        <w:rPr>
+          <w:rFonts w:ascii="Futura Medium" w:hAnsi="Futura Medium" w:cs="Futura Medium"/>
+          <w:sz w:val="20"/>
+          <w:szCs w:val="20"/>
+        </w:rPr>
+        <w:t>.</w:t>
       </w:r>
     </w:p>
     <w:p>
       <w:pPr>
-        <w:spacing w:after="0"/>
+        <w:spacing w:after="0" w:line="240" w:lineRule="auto"/>
         <w:rPr>
           <w:rFonts w:ascii="Futura Medium" w:hAnsi="Futura Medium" w:cs="Futura Medium"/>
           <w:lang w:val="en-US"/>
@@ -159,6 +1168,7 @@
     </w:p>
     <w:p>
       <w:pPr>
+        <w:spacing w:line="240" w:lineRule="auto"/>
         <w:rPr>
           <w:rFonts w:ascii="Times New Roman" w:hAnsi="Times New Roman" w:cs="Times New Roman"/>
         </w:rPr>
@@ -168,10 +1178,19 @@
           <w:rFonts w:ascii="Times New Roman" w:hAnsi="Times New Roman" w:cs="Times New Roman"/>
           <w:noProof/>
         </w:rPr>
+        <w:lastRenderedPageBreak/>
         <w:drawing>
-          <wp:inline distT="0" distB="0" distL="0" distR="0" wp14:anchorId="75091858" wp14:editId="78F7D151">
-            <wp:extent cx="5731510" cy="5731510"/>
+          <wp:anchor distT="0" distB="0" distL="114300" distR="114300" simplePos="0" relativeHeight="251658240" behindDoc="0" locked="0" layoutInCell="1" allowOverlap="1" wp14:anchorId="75091858" wp14:editId="0C750E3E">
+            <wp:simplePos x="0" y="0"/>
+            <wp:positionH relativeFrom="margin">
+              <wp:align>center</wp:align>
+            </wp:positionH>
+            <wp:positionV relativeFrom="paragraph">
+              <wp:posOffset>0</wp:posOffset>
+            </wp:positionV>
+            <wp:extent cx="6047740" cy="6047740"/>
             <wp:effectExtent l="0" t="0" r="0" b="0"/>
+            <wp:wrapTopAndBottom/>
             <wp:docPr id="615801097" name="Picture 3"/>
             <wp:cNvGraphicFramePr>
               <a:graphicFrameLocks xmlns:a="http://schemas.openxmlformats.org/drawingml/2006/main" noChangeAspect="1"/>
@@ -180,11 +1199,11 @@
               <a:graphicData uri="http://schemas.openxmlformats.org/drawingml/2006/picture">
                 <pic:pic xmlns:pic="http://schemas.openxmlformats.org/drawingml/2006/picture">
                   <pic:nvPicPr>
-                    <pic:cNvPr id="615801097" name="Picture 615801097"/>
+                    <pic:cNvPr id="615801097" name="Picture 3"/>
                     <pic:cNvPicPr/>
                   </pic:nvPicPr>
                   <pic:blipFill>
-                    <a:blip r:embed="rId5"/>
+                    <a:blip r:embed="rId11"/>
                     <a:stretch>
                       <a:fillRect/>
                     </a:stretch>
@@ -192,7 +1211,690 @@
                   <pic:spPr>
                     <a:xfrm>
                       <a:off x="0" y="0"/>
-                      <a:ext cx="5731510" cy="5731510"/>
+                      <a:ext cx="6048000" cy="6048000"/>
+                    </a:xfrm>
+                    <a:prstGeom prst="rect">
+                      <a:avLst/>
+                    </a:prstGeom>
+                  </pic:spPr>
+                </pic:pic>
+              </a:graphicData>
+            </a:graphic>
+            <wp14:sizeRelH relativeFrom="page">
+              <wp14:pctWidth>0</wp14:pctWidth>
+            </wp14:sizeRelH>
+            <wp14:sizeRelV relativeFrom="page">
+              <wp14:pctHeight>0</wp14:pctHeight>
+            </wp14:sizeRelV>
+          </wp:anchor>
+        </w:drawing>
+      </w:r>
+      <w:r>
+        <w:rPr>
+          <w:rFonts w:ascii="Futura" w:hAnsi="Futura" w:cs="Futura Medium"/>
+          <w:b/>
+          <w:bCs/>
+          <w:sz w:val="20"/>
+          <w:szCs w:val="20"/>
+        </w:rPr>
+        <w:t>Figure S3</w:t>
+      </w:r>
+      <w:r>
+        <w:rPr>
+          <w:rFonts w:ascii="Futura Medium" w:hAnsi="Futura Medium" w:cs="Futura Medium" w:hint="cs"/>
+          <w:sz w:val="20"/>
+          <w:szCs w:val="20"/>
+        </w:rPr>
+        <w:t xml:space="preserve">. </w:t>
+      </w:r>
+      <w:r>
+        <w:rPr>
+          <w:rFonts w:ascii="Futura Medium" w:hAnsi="Futura Medium" w:cs="Futura Medium"/>
+          <w:sz w:val="20"/>
+          <w:szCs w:val="20"/>
+        </w:rPr>
+        <w:t xml:space="preserve">Spectral </w:t>
+      </w:r>
+      <w:r>
+        <w:rPr>
+          <w:rFonts w:ascii="Futura Medium" w:hAnsi="Futura Medium" w:cs="Futura Medium" w:hint="cs"/>
+          <w:sz w:val="20"/>
+          <w:szCs w:val="20"/>
+        </w:rPr>
+        <w:t xml:space="preserve">deconvolution </w:t>
+      </w:r>
+      <w:r>
+        <w:rPr>
+          <w:rFonts w:ascii="Futura Medium" w:hAnsi="Futura Medium" w:cs="Futura Medium"/>
+          <w:sz w:val="20"/>
+          <w:szCs w:val="20"/>
+        </w:rPr>
+        <w:t>of p</w:t>
+      </w:r>
+      <w:r>
+        <w:rPr>
+          <w:rFonts w:ascii="Futura Medium" w:hAnsi="Futura Medium" w:cs="Futura Medium" w:hint="cs"/>
+          <w:sz w:val="20"/>
+          <w:szCs w:val="20"/>
+        </w:rPr>
+        <w:t xml:space="preserve">igment </w:t>
+      </w:r>
+      <w:r>
+        <w:rPr>
+          <w:rFonts w:ascii="Futura Medium" w:hAnsi="Futura Medium" w:cs="Futura Medium"/>
+          <w:sz w:val="20"/>
+          <w:szCs w:val="20"/>
+        </w:rPr>
+        <w:t>absorbance</w:t>
+      </w:r>
+      <w:r>
+        <w:rPr>
+          <w:rFonts w:ascii="Futura Medium" w:hAnsi="Futura Medium" w:cs="Futura Medium" w:hint="cs"/>
+          <w:sz w:val="20"/>
+          <w:szCs w:val="20"/>
+        </w:rPr>
+        <w:t>.</w:t>
+      </w:r>
+      <w:r>
+        <w:rPr>
+          <w:rFonts w:ascii="Futura Medium" w:hAnsi="Futura Medium" w:cs="Futura Medium"/>
+          <w:sz w:val="20"/>
+          <w:szCs w:val="20"/>
+        </w:rPr>
+        <w:t xml:space="preserve"> </w:t>
+      </w:r>
+      <w:r>
+        <w:rPr>
+          <w:rFonts w:ascii="Futura" w:hAnsi="Futura" w:cs="Futura Medium"/>
+          <w:b/>
+          <w:bCs/>
+          <w:sz w:val="20"/>
+          <w:szCs w:val="20"/>
+        </w:rPr>
+        <w:t>a</w:t>
+      </w:r>
+      <w:r>
+        <w:rPr>
+          <w:rFonts w:ascii="Futura Medium" w:hAnsi="Futura Medium" w:cs="Futura Medium"/>
+          <w:sz w:val="20"/>
+          <w:szCs w:val="20"/>
+        </w:rPr>
+        <w:t xml:space="preserve">, Example absorbance spectra for 96% ethanol blanks and pigment extracts. </w:t>
+      </w:r>
+      <w:r>
+        <w:rPr>
+          <w:rFonts w:ascii="Futura Medium" w:hAnsi="Futura Medium" w:cs="Futura Medium"/>
+          <w:sz w:val="20"/>
+          <w:szCs w:val="20"/>
+        </w:rPr>
+        <w:t>P</w:t>
+      </w:r>
+      <w:r>
+        <w:rPr>
+          <w:rFonts w:ascii="Futura Medium" w:hAnsi="Futura Medium" w:cs="Futura Medium"/>
+          <w:sz w:val="20"/>
+          <w:szCs w:val="20"/>
+        </w:rPr>
+        <w:t>oints are measurements at 1-nm resolution and lines are</w:t>
+      </w:r>
+      <w:r>
+        <w:rPr>
+          <w:rFonts w:ascii="Futura Medium" w:hAnsi="Futura Medium" w:cs="Futura Medium"/>
+          <w:sz w:val="20"/>
+          <w:szCs w:val="20"/>
+        </w:rPr>
+        <w:t xml:space="preserve"> spectra of </w:t>
+      </w:r>
+      <w:r>
+        <w:rPr>
+          <w:rFonts w:ascii="Futura Medium" w:hAnsi="Futura Medium" w:cs="Futura Medium"/>
+          <w:sz w:val="20"/>
+          <w:szCs w:val="20"/>
+        </w:rPr>
+        <w:t>background (blank + microplate)</w:t>
+      </w:r>
+      <w:r>
+        <w:rPr>
+          <w:rFonts w:ascii="Futura Medium" w:hAnsi="Futura Medium" w:cs="Futura Medium"/>
+          <w:sz w:val="20"/>
+          <w:szCs w:val="20"/>
+        </w:rPr>
+        <w:t xml:space="preserve">, pigment and </w:t>
+      </w:r>
+      <w:r>
+        <w:rPr>
+          <w:rFonts w:ascii="Futura Medium" w:hAnsi="Futura Medium" w:cs="Futura Medium"/>
+          <w:sz w:val="20"/>
+          <w:szCs w:val="20"/>
+        </w:rPr>
+        <w:t>total (</w:t>
+      </w:r>
+      <w:r>
+        <w:rPr>
+          <w:rFonts w:ascii="Futura Medium" w:hAnsi="Futura Medium" w:cs="Futura Medium"/>
+          <w:sz w:val="20"/>
+          <w:szCs w:val="20"/>
+        </w:rPr>
+        <w:t>background + pigment</w:t>
+      </w:r>
+      <w:r>
+        <w:rPr>
+          <w:rFonts w:ascii="Futura Medium" w:hAnsi="Futura Medium" w:cs="Futura Medium"/>
+          <w:sz w:val="20"/>
+          <w:szCs w:val="20"/>
+        </w:rPr>
+        <w:t xml:space="preserve">) </w:t>
+      </w:r>
+      <w:r>
+        <w:rPr>
+          <w:rFonts w:ascii="Futura Medium" w:hAnsi="Futura Medium" w:cs="Futura Medium"/>
+          <w:sz w:val="20"/>
+          <w:szCs w:val="20"/>
+        </w:rPr>
+        <w:t>absorbance</w:t>
+      </w:r>
+      <w:r>
+        <w:rPr>
+          <w:rFonts w:ascii="Futura Medium" w:hAnsi="Futura Medium" w:cs="Futura Medium"/>
+          <w:sz w:val="20"/>
+          <w:szCs w:val="20"/>
+        </w:rPr>
+        <w:t>,</w:t>
+      </w:r>
+      <w:r>
+        <w:rPr>
+          <w:rFonts w:ascii="Futura Medium" w:hAnsi="Futura Medium" w:cs="Futura Medium"/>
+          <w:sz w:val="20"/>
+          <w:szCs w:val="20"/>
+        </w:rPr>
+        <w:t xml:space="preserve"> modelled as the sum of Gaussian functions</w:t>
+      </w:r>
+      <w:r>
+        <w:rPr>
+          <w:rFonts w:ascii="Futura Medium" w:hAnsi="Futura Medium" w:cs="Futura Medium"/>
+          <w:sz w:val="20"/>
+          <w:szCs w:val="20"/>
+        </w:rPr>
+        <w:t>.</w:t>
+      </w:r>
+      <w:r>
+        <w:rPr>
+          <w:rFonts w:ascii="Futura Medium" w:hAnsi="Futura Medium" w:cs="Futura Medium"/>
+          <w:sz w:val="20"/>
+          <w:szCs w:val="20"/>
+        </w:rPr>
+        <w:t xml:space="preserve"> </w:t>
+      </w:r>
+      <w:r>
+        <w:rPr>
+          <w:rFonts w:ascii="Futura" w:hAnsi="Futura" w:cs="Futura Medium"/>
+          <w:b/>
+          <w:bCs/>
+          <w:sz w:val="20"/>
+          <w:szCs w:val="20"/>
+        </w:rPr>
+        <w:t>b</w:t>
+      </w:r>
+      <w:r>
+        <w:rPr>
+          <w:rFonts w:ascii="Futura Medium" w:hAnsi="Futura Medium" w:cs="Futura Medium"/>
+          <w:sz w:val="20"/>
+          <w:szCs w:val="20"/>
+        </w:rPr>
+        <w:t xml:space="preserve">, </w:t>
+      </w:r>
+      <w:r>
+        <w:rPr>
+          <w:rFonts w:ascii="Futura Medium" w:hAnsi="Futura Medium" w:cs="Futura Medium"/>
+          <w:sz w:val="20"/>
+          <w:szCs w:val="20"/>
+        </w:rPr>
+        <w:t xml:space="preserve">Deconvolution of </w:t>
+      </w:r>
+      <w:r>
+        <w:rPr>
+          <w:rFonts w:ascii="Futura Medium" w:hAnsi="Futura Medium" w:cs="Futura Medium"/>
+          <w:sz w:val="20"/>
+          <w:szCs w:val="20"/>
+        </w:rPr>
+        <w:t xml:space="preserve">total </w:t>
+      </w:r>
+      <w:r>
+        <w:rPr>
+          <w:rFonts w:ascii="Futura Medium" w:hAnsi="Futura Medium" w:cs="Futura Medium"/>
+          <w:sz w:val="20"/>
+          <w:szCs w:val="20"/>
+        </w:rPr>
+        <w:t>pigment into</w:t>
+      </w:r>
+      <w:r>
+        <w:rPr>
+          <w:rFonts w:ascii="Futura Medium" w:hAnsi="Futura Medium" w:cs="Futura Medium"/>
+          <w:sz w:val="20"/>
+          <w:szCs w:val="20"/>
+        </w:rPr>
+        <w:t xml:space="preserve"> individual pigments</w:t>
+      </w:r>
+      <w:r>
+        <w:rPr>
+          <w:rFonts w:ascii="Futura Medium" w:hAnsi="Futura Medium" w:cs="Futura Medium"/>
+          <w:sz w:val="20"/>
+          <w:szCs w:val="20"/>
+        </w:rPr>
+        <w:t xml:space="preserve"> by non-negative least squares</w:t>
+      </w:r>
+      <w:r>
+        <w:rPr>
+          <w:rFonts w:ascii="Futura Medium" w:hAnsi="Futura Medium" w:cs="Futura Medium"/>
+          <w:sz w:val="20"/>
+          <w:szCs w:val="20"/>
+        </w:rPr>
+        <w:t>.</w:t>
+      </w:r>
+      <w:r>
+        <w:rPr>
+          <w:rFonts w:ascii="Futura Medium" w:hAnsi="Futura Medium" w:cs="Futura Medium"/>
+          <w:sz w:val="20"/>
+          <w:szCs w:val="20"/>
+        </w:rPr>
+        <w:t xml:space="preserve"> </w:t>
+      </w:r>
+      <w:r>
+        <w:rPr>
+          <w:rFonts w:ascii="Futura Medium" w:hAnsi="Futura Medium" w:cs="Futura Medium"/>
+          <w:sz w:val="20"/>
+          <w:szCs w:val="20"/>
+        </w:rPr>
+        <w:t xml:space="preserve">Pheophytin </w:t>
+      </w:r>
+      <w:r>
+        <w:rPr>
+          <w:rFonts w:ascii="Futura Medium" w:hAnsi="Futura Medium" w:cs="Futura Medium"/>
+          <w:i/>
+          <w:iCs/>
+          <w:sz w:val="20"/>
+          <w:szCs w:val="20"/>
+        </w:rPr>
+        <w:t>a</w:t>
+      </w:r>
+      <w:r>
+        <w:rPr>
+          <w:rFonts w:ascii="Futura Medium" w:hAnsi="Futura Medium" w:cs="Futura Medium"/>
+          <w:sz w:val="20"/>
+          <w:szCs w:val="20"/>
+        </w:rPr>
+        <w:t xml:space="preserve">, violaxanthin and </w:t>
+      </w:r>
+      <w:r>
+        <w:rPr>
+          <w:rFonts w:ascii="Futura Medium" w:hAnsi="Futura Medium" w:cs="Futura Medium"/>
+          <w:sz w:val="20"/>
+          <w:szCs w:val="20"/>
+        </w:rPr>
+        <w:t>antheraxanthin</w:t>
+      </w:r>
+      <w:r>
+        <w:rPr>
+          <w:rFonts w:ascii="Futura Medium" w:hAnsi="Futura Medium" w:cs="Futura Medium"/>
+          <w:sz w:val="20"/>
+          <w:szCs w:val="20"/>
+        </w:rPr>
+        <w:t xml:space="preserve"> were not detect</w:t>
+      </w:r>
+      <w:r>
+        <w:rPr>
+          <w:rFonts w:ascii="Futura Medium" w:hAnsi="Futura Medium" w:cs="Futura Medium"/>
+          <w:sz w:val="20"/>
+          <w:szCs w:val="20"/>
+        </w:rPr>
+        <w:t>ed</w:t>
+      </w:r>
+      <w:r>
+        <w:rPr>
+          <w:rFonts w:ascii="Futura Medium" w:hAnsi="Futura Medium" w:cs="Futura Medium"/>
+          <w:sz w:val="20"/>
+          <w:szCs w:val="20"/>
+        </w:rPr>
+        <w:t xml:space="preserve"> in these samples.</w:t>
+      </w:r>
+      <w:r>
+        <w:rPr>
+          <w:rFonts w:ascii="Times New Roman" w:hAnsi="Times New Roman" w:cs="Times New Roman"/>
+        </w:rPr>
+        <w:t xml:space="preserve"> </w:t>
+      </w:r>
+      <w:r>
+        <w:rPr>
+          <w:rFonts w:ascii="Futura Medium" w:hAnsi="Futura Medium" w:cs="Futura Medium"/>
+          <w:sz w:val="20"/>
+          <w:szCs w:val="20"/>
+        </w:rPr>
+        <w:t>P</w:t>
+      </w:r>
+      <w:r>
+        <w:rPr>
+          <w:rFonts w:ascii="Futura Medium" w:hAnsi="Futura Medium" w:cs="Futura Medium"/>
+          <w:sz w:val="20"/>
+          <w:szCs w:val="20"/>
+        </w:rPr>
+        <w:t>oints are measurements after subtraction of modelled background absorbance.</w:t>
+      </w:r>
+    </w:p>
+    <w:p>
+      <w:pPr>
+        <w:spacing w:after="0" w:line="240" w:lineRule="auto"/>
+        <w:rPr>
+          <w:rFonts w:ascii="Futura Medium" w:hAnsi="Futura Medium" w:cs="Futura Medium"/>
+          <w:sz w:val="20"/>
+          <w:szCs w:val="20"/>
+          <w:lang w:val="en-US"/>
+        </w:rPr>
+      </w:pPr>
+      <w:r>
+        <w:rPr>
+          <w:rFonts w:ascii="Futura" w:hAnsi="Futura" w:cs="Futura"/>
+          <w:b/>
+          <w:bCs/>
+          <w:noProof/>
+          <w:sz w:val="20"/>
+          <w:szCs w:val="20"/>
+          <w:lang w:val="en-US"/>
+        </w:rPr>
+        <w:lastRenderedPageBreak/>
+        <w:drawing>
+          <wp:anchor distT="0" distB="0" distL="114300" distR="114300" simplePos="0" relativeHeight="251660288" behindDoc="0" locked="0" layoutInCell="1" allowOverlap="1" wp14:anchorId="1BA8EF0A" wp14:editId="3AF45C12">
+            <wp:simplePos x="0" y="0"/>
+            <wp:positionH relativeFrom="margin">
+              <wp:align>left</wp:align>
+            </wp:positionH>
+            <wp:positionV relativeFrom="paragraph">
+              <wp:posOffset>0</wp:posOffset>
+            </wp:positionV>
+            <wp:extent cx="5760000" cy="4324786"/>
+            <wp:effectExtent l="0" t="0" r="0" b="6350"/>
+            <wp:wrapTopAndBottom/>
+            <wp:docPr id="339384118" name="Picture 1"/>
+            <wp:cNvGraphicFramePr>
+              <a:graphicFrameLocks xmlns:a="http://schemas.openxmlformats.org/drawingml/2006/main" noChangeAspect="1"/>
+            </wp:cNvGraphicFramePr>
+            <a:graphic xmlns:a="http://schemas.openxmlformats.org/drawingml/2006/main">
+              <a:graphicData uri="http://schemas.openxmlformats.org/drawingml/2006/picture">
+                <pic:pic xmlns:pic="http://schemas.openxmlformats.org/drawingml/2006/picture">
+                  <pic:nvPicPr>
+                    <pic:cNvPr id="339384118" name="Picture 339384118"/>
+                    <pic:cNvPicPr/>
+                  </pic:nvPicPr>
+                  <pic:blipFill>
+                    <a:blip r:embed="rId12"/>
+                    <a:stretch>
+                      <a:fillRect/>
+                    </a:stretch>
+                  </pic:blipFill>
+                  <pic:spPr>
+                    <a:xfrm>
+                      <a:off x="0" y="0"/>
+                      <a:ext cx="5760000" cy="4324786"/>
+                    </a:xfrm>
+                    <a:prstGeom prst="rect">
+                      <a:avLst/>
+                    </a:prstGeom>
+                  </pic:spPr>
+                </pic:pic>
+              </a:graphicData>
+            </a:graphic>
+            <wp14:sizeRelH relativeFrom="page">
+              <wp14:pctWidth>0</wp14:pctWidth>
+            </wp14:sizeRelH>
+            <wp14:sizeRelV relativeFrom="page">
+              <wp14:pctHeight>0</wp14:pctHeight>
+            </wp14:sizeRelV>
+          </wp:anchor>
+        </w:drawing>
+      </w:r>
+      <w:r>
+        <w:rPr>
+          <w:rFonts w:ascii="Futura" w:hAnsi="Futura" w:cs="Futura"/>
+          <w:b/>
+          <w:bCs/>
+          <w:sz w:val="20"/>
+          <w:szCs w:val="20"/>
+        </w:rPr>
+        <w:t>Figure S4</w:t>
+      </w:r>
+      <w:r>
+        <w:rPr>
+          <w:rFonts w:ascii="Futura Medium" w:hAnsi="Futura Medium" w:cs="Futura Medium" w:hint="cs"/>
+          <w:sz w:val="20"/>
+          <w:szCs w:val="20"/>
+        </w:rPr>
+        <w:t xml:space="preserve">. </w:t>
+      </w:r>
+      <w:r>
+        <w:rPr>
+          <w:rFonts w:ascii="Futura Medium" w:hAnsi="Futura Medium" w:cs="Futura Medium" w:hint="cs"/>
+          <w:sz w:val="20"/>
+          <w:szCs w:val="20"/>
+        </w:rPr>
+        <w:t>Sea urchin faecal mass relationship. Faec</w:t>
+      </w:r>
+      <w:r>
+        <w:rPr>
+          <w:rFonts w:ascii="Futura Medium" w:hAnsi="Futura Medium" w:cs="Futura Medium" w:hint="cs"/>
+          <w:sz w:val="20"/>
+          <w:szCs w:val="20"/>
+        </w:rPr>
+        <w:t>al mass was</w:t>
+      </w:r>
+      <w:r>
+        <w:rPr>
+          <w:rFonts w:ascii="Futura Medium" w:hAnsi="Futura Medium" w:cs="Futura Medium" w:hint="cs"/>
+          <w:sz w:val="20"/>
+          <w:szCs w:val="20"/>
+        </w:rPr>
+        <w:t xml:space="preserve"> </w:t>
+      </w:r>
+      <w:r>
+        <w:rPr>
+          <w:rFonts w:ascii="Futura Medium" w:hAnsi="Futura Medium" w:cs="Futura Medium" w:hint="cs"/>
+          <w:sz w:val="20"/>
+          <w:szCs w:val="20"/>
+        </w:rPr>
+        <w:t>measured</w:t>
+      </w:r>
+      <w:r>
+        <w:rPr>
+          <w:rFonts w:ascii="Futura Medium" w:hAnsi="Futura Medium" w:cs="Futura Medium" w:hint="cs"/>
+          <w:sz w:val="20"/>
+          <w:szCs w:val="20"/>
+        </w:rPr>
+        <w:t xml:space="preserve"> at </w:t>
+      </w:r>
+      <w:r>
+        <w:rPr>
+          <w:rFonts w:ascii="Futura Medium" w:hAnsi="Futura Medium" w:cs="Futura Medium" w:hint="cs"/>
+          <w:sz w:val="20"/>
+          <w:szCs w:val="20"/>
+        </w:rPr>
+        <w:t>two</w:t>
+      </w:r>
+      <w:r>
+        <w:rPr>
+          <w:rFonts w:ascii="Futura Medium" w:hAnsi="Futura Medium" w:cs="Futura Medium" w:hint="cs"/>
+          <w:sz w:val="20"/>
+          <w:szCs w:val="20"/>
+        </w:rPr>
+        <w:t xml:space="preserve"> orders of magnitude</w:t>
+      </w:r>
+      <w:r>
+        <w:rPr>
+          <w:rFonts w:ascii="Futura Medium" w:hAnsi="Futura Medium" w:cs="Futura Medium" w:hint="cs"/>
+          <w:sz w:val="20"/>
+          <w:szCs w:val="20"/>
+        </w:rPr>
+        <w:t xml:space="preserve"> </w:t>
+      </w:r>
+      <w:r>
+        <w:rPr>
+          <w:rFonts w:ascii="Futura Medium" w:hAnsi="Futura Medium" w:cs="Futura Medium" w:hint="cs"/>
+          <w:sz w:val="20"/>
+          <w:szCs w:val="20"/>
+        </w:rPr>
+        <w:t xml:space="preserve">(top panel) </w:t>
+      </w:r>
+      <w:r>
+        <w:rPr>
+          <w:rFonts w:ascii="Futura Medium" w:hAnsi="Futura Medium" w:cs="Futura Medium" w:hint="cs"/>
+          <w:sz w:val="20"/>
+          <w:szCs w:val="20"/>
+        </w:rPr>
+        <w:t>and analysed across orders of magnitude</w:t>
+      </w:r>
+      <w:r>
+        <w:rPr>
+          <w:rFonts w:ascii="Futura Medium" w:hAnsi="Futura Medium" w:cs="Futura Medium" w:hint="cs"/>
+          <w:sz w:val="20"/>
+          <w:szCs w:val="20"/>
+        </w:rPr>
+        <w:t xml:space="preserve"> (bottom panel)</w:t>
+      </w:r>
+      <w:r>
+        <w:rPr>
+          <w:rFonts w:ascii="Futura Medium" w:hAnsi="Futura Medium" w:cs="Futura Medium" w:hint="cs"/>
+          <w:sz w:val="20"/>
+          <w:szCs w:val="20"/>
+        </w:rPr>
+        <w:t xml:space="preserve">. The ratio was determined </w:t>
+      </w:r>
+      <w:r>
+        <w:rPr>
+          <w:rFonts w:ascii="Futura Medium" w:hAnsi="Futura Medium" w:cs="Futura Medium" w:hint="cs"/>
+          <w:sz w:val="20"/>
+          <w:szCs w:val="20"/>
+        </w:rPr>
+        <w:t>for each order of magnitude (mean ± standard deviation) as well as across orders of magnitude (median and mean ± standard deviation).</w:t>
+      </w:r>
+      <w:r>
+        <w:rPr>
+          <w:rFonts w:ascii="Futura Medium" w:hAnsi="Futura Medium" w:cs="Futura Medium" w:hint="cs"/>
+          <w:sz w:val="20"/>
+          <w:szCs w:val="20"/>
+        </w:rPr>
+        <w:t xml:space="preserve"> Lines and intervals are medians and the central 50, 80 and 90% of posterior</w:t>
+      </w:r>
+      <w:r>
+        <w:rPr>
+          <w:rFonts w:ascii="Futura Medium" w:hAnsi="Futura Medium" w:cs="Futura Medium" w:hint="cs"/>
+          <w:sz w:val="20"/>
+          <w:szCs w:val="20"/>
+        </w:rPr>
+        <w:t xml:space="preserve"> probability for</w:t>
+      </w:r>
+      <w:r>
+        <w:rPr>
+          <w:rFonts w:ascii="Futura Medium" w:hAnsi="Futura Medium" w:cs="Futura Medium"/>
+          <w:sz w:val="20"/>
+          <w:szCs w:val="20"/>
+        </w:rPr>
+        <w:t xml:space="preserve"> predictions of the mean.</w:t>
+      </w:r>
+    </w:p>
+    <w:p>
+      <w:pPr>
+        <w:spacing w:after="0" w:line="240" w:lineRule="auto"/>
+        <w:rPr>
+          <w:rFonts w:ascii="Futura Medium" w:hAnsi="Futura Medium" w:cs="Futura Medium"/>
+          <w:sz w:val="20"/>
+          <w:szCs w:val="20"/>
+          <w:lang w:val="en-US"/>
+        </w:rPr>
+      </w:pPr>
+    </w:p>
+    <w:p>
+      <w:pPr>
+        <w:spacing w:after="0" w:line="240" w:lineRule="auto"/>
+        <w:rPr>
+          <w:rFonts w:ascii="Futura Medium" w:hAnsi="Futura Medium" w:cs="Futura Medium"/>
+          <w:sz w:val="20"/>
+          <w:szCs w:val="20"/>
+          <w:lang w:val="en-US"/>
+        </w:rPr>
+      </w:pPr>
+    </w:p>
+    <w:p>
+      <w:pPr>
+        <w:spacing w:after="0" w:line="240" w:lineRule="auto"/>
+        <w:rPr>
+          <w:rFonts w:ascii="Futura Medium" w:hAnsi="Futura Medium" w:cs="Futura Medium"/>
+          <w:sz w:val="20"/>
+          <w:szCs w:val="20"/>
+          <w:lang w:val="en-US"/>
+        </w:rPr>
+      </w:pPr>
+    </w:p>
+    <w:p>
+      <w:pPr>
+        <w:spacing w:after="0" w:line="240" w:lineRule="auto"/>
+        <w:rPr>
+          <w:rFonts w:ascii="Futura Medium" w:hAnsi="Futura Medium" w:cs="Futura Medium"/>
+          <w:sz w:val="20"/>
+          <w:szCs w:val="20"/>
+          <w:lang w:val="en-US"/>
+        </w:rPr>
+      </w:pPr>
+    </w:p>
+    <w:p>
+      <w:pPr>
+        <w:spacing w:after="0" w:line="240" w:lineRule="auto"/>
+        <w:rPr>
+          <w:rFonts w:ascii="Futura Medium" w:hAnsi="Futura Medium" w:cs="Futura Medium"/>
+          <w:sz w:val="20"/>
+          <w:szCs w:val="20"/>
+          <w:lang w:val="en-US"/>
+        </w:rPr>
+      </w:pPr>
+    </w:p>
+    <w:p>
+      <w:pPr>
+        <w:spacing w:line="240" w:lineRule="auto"/>
+        <w:rPr>
+          <w:rFonts w:ascii="Times New Roman" w:hAnsi="Times New Roman"/>
+          <w:b/>
+          <w:bCs/>
+        </w:rPr>
+      </w:pPr>
+      <w:r>
+        <w:rPr>
+          <w:rFonts w:ascii="Times New Roman" w:hAnsi="Times New Roman"/>
+          <w:b/>
+          <w:bCs/>
+          <w:noProof/>
+        </w:rPr>
+        <w:lastRenderedPageBreak/>
+        <w:drawing>
+          <wp:inline distT="0" distB="0" distL="0" distR="0" wp14:anchorId="6B99AC3F" wp14:editId="6C425F9F">
+            <wp:extent cx="5760000" cy="2880000"/>
+            <wp:effectExtent l="0" t="0" r="6350" b="3175"/>
+            <wp:docPr id="993446562" name="Picture 2"/>
+            <wp:cNvGraphicFramePr>
+              <a:graphicFrameLocks xmlns:a="http://schemas.openxmlformats.org/drawingml/2006/main" noChangeAspect="1"/>
+            </wp:cNvGraphicFramePr>
+            <a:graphic xmlns:a="http://schemas.openxmlformats.org/drawingml/2006/main">
+              <a:graphicData uri="http://schemas.openxmlformats.org/drawingml/2006/picture">
+                <pic:pic xmlns:pic="http://schemas.openxmlformats.org/drawingml/2006/picture">
+                  <pic:nvPicPr>
+                    <pic:cNvPr id="993446562" name="Picture 2"/>
+                    <pic:cNvPicPr/>
+                  </pic:nvPicPr>
+                  <pic:blipFill>
+                    <a:blip r:embed="rId13"/>
+                    <a:stretch>
+                      <a:fillRect/>
+                    </a:stretch>
+                  </pic:blipFill>
+                  <pic:spPr>
+                    <a:xfrm>
+                      <a:off x="0" y="0"/>
+                      <a:ext cx="5760000" cy="2880000"/>
                     </a:xfrm>
                     <a:prstGeom prst="rect">
                       <a:avLst/>
@@ -207,276 +1909,642 @@
     </w:p>
     <w:p>
       <w:pPr>
-        <w:rPr>
-          <w:rFonts w:ascii="Times New Roman" w:hAnsi="Times New Roman" w:cs="Times New Roman"/>
+        <w:spacing w:line="240" w:lineRule="auto"/>
+        <w:rPr>
+          <w:rFonts w:ascii="Futura Medium" w:hAnsi="Futura Medium" w:cs="Futura Medium"/>
+          <w:sz w:val="20"/>
+          <w:szCs w:val="20"/>
         </w:rPr>
       </w:pPr>
       <w:r>
         <w:rPr>
-          <w:rFonts w:ascii="Times New Roman" w:hAnsi="Times New Roman" w:cs="Times New Roman"/>
+          <w:rFonts w:ascii="Futura" w:hAnsi="Futura" w:cs="Futura Medium"/>
           <w:b/>
           <w:bCs/>
-        </w:rPr>
-        <w:t>Figure S</w:t>
-      </w:r>
-      <w:r>
-        <w:rPr>
-          <w:rFonts w:ascii="Times New Roman" w:hAnsi="Times New Roman" w:cs="Times New Roman"/>
+          <w:sz w:val="20"/>
+          <w:szCs w:val="20"/>
+        </w:rPr>
+        <w:t>Figure S5</w:t>
+      </w:r>
+      <w:r>
+        <w:rPr>
+          <w:rFonts w:ascii="Futura Medium" w:hAnsi="Futura Medium" w:cs="Futura Medium" w:hint="cs"/>
+          <w:sz w:val="20"/>
+          <w:szCs w:val="20"/>
+        </w:rPr>
+        <w:t>. Carbon export</w:t>
+      </w:r>
+      <w:r>
+        <w:rPr>
+          <w:rFonts w:ascii="Futura Medium" w:hAnsi="Futura Medium" w:cs="Futura Medium"/>
+          <w:sz w:val="20"/>
+          <w:szCs w:val="20"/>
+        </w:rPr>
+        <w:t xml:space="preserve"> in the form of kelp </w:t>
+      </w:r>
+      <w:r>
+        <w:rPr>
+          <w:rFonts w:ascii="Futura Medium" w:hAnsi="Futura Medium" w:cs="Futura Medium"/>
+          <w:sz w:val="20"/>
+          <w:szCs w:val="20"/>
+        </w:rPr>
+        <w:t xml:space="preserve">laminae </w:t>
+      </w:r>
+      <w:r>
+        <w:rPr>
+          <w:rFonts w:ascii="Futura Medium" w:hAnsi="Futura Medium" w:cs="Futura Medium"/>
+          <w:sz w:val="20"/>
+          <w:szCs w:val="20"/>
+        </w:rPr>
+        <w:t>and sea urchin faeces</w:t>
+      </w:r>
+      <w:r>
+        <w:rPr>
+          <w:rFonts w:ascii="Futura Medium" w:hAnsi="Futura Medium" w:cs="Futura Medium" w:hint="cs"/>
+          <w:sz w:val="20"/>
+          <w:szCs w:val="20"/>
+        </w:rPr>
+        <w:t xml:space="preserve">. </w:t>
+      </w:r>
+      <w:r>
+        <w:rPr>
+          <w:rFonts w:ascii="Futura" w:hAnsi="Futura" w:cs="Futura Medium"/>
           <w:b/>
           <w:bCs/>
-        </w:rPr>
-        <w:t>3</w:t>
-      </w:r>
-      <w:r>
-        <w:rPr>
-          <w:rFonts w:ascii="Times New Roman" w:hAnsi="Times New Roman" w:cs="Times New Roman"/>
-        </w:rPr>
-        <w:t>. Pigment deconvolution.</w:t>
+          <w:sz w:val="20"/>
+          <w:szCs w:val="20"/>
+        </w:rPr>
+        <w:t>a</w:t>
+      </w:r>
+      <w:r>
+        <w:rPr>
+          <w:rFonts w:ascii="Futura Medium" w:hAnsi="Futura Medium" w:cs="Futura Medium" w:hint="cs"/>
+          <w:sz w:val="20"/>
+          <w:szCs w:val="20"/>
+        </w:rPr>
+        <w:t>, Sinking speeds for kelp and faeces.</w:t>
+      </w:r>
+      <w:r>
+        <w:rPr>
+          <w:rFonts w:ascii="Futura Medium" w:hAnsi="Futura Medium" w:cs="Futura Medium"/>
+          <w:sz w:val="20"/>
+          <w:szCs w:val="20"/>
+        </w:rPr>
+        <w:t xml:space="preserve"> Points are measurements collated from the literature</w:t>
+      </w:r>
+      <w:r>
+        <w:rPr>
+          <w:rFonts w:ascii="Futura Medium" w:hAnsi="Futura Medium" w:cs="Futura Medium"/>
+          <w:sz w:val="20"/>
+          <w:szCs w:val="20"/>
+        </w:rPr>
+        <w:t xml:space="preserve"> (n = </w:t>
+      </w:r>
+      <w:r>
+        <w:rPr>
+          <w:rFonts w:ascii="Futura Medium" w:hAnsi="Futura Medium" w:cs="Futura Medium"/>
+          <w:sz w:val="20"/>
+          <w:szCs w:val="20"/>
+        </w:rPr>
+        <w:t xml:space="preserve">224 </w:t>
+      </w:r>
+      <w:r>
+        <w:rPr>
+          <w:rFonts w:ascii="Futura Medium" w:hAnsi="Futura Medium" w:cs="Futura Medium"/>
+          <w:sz w:val="20"/>
+          <w:szCs w:val="20"/>
+        </w:rPr>
+        <w:t xml:space="preserve">for kelp and n = </w:t>
+      </w:r>
+      <w:r>
+        <w:rPr>
+          <w:rFonts w:ascii="Futura Medium" w:hAnsi="Futura Medium" w:cs="Futura Medium"/>
+          <w:sz w:val="20"/>
+          <w:szCs w:val="20"/>
+        </w:rPr>
+        <w:t xml:space="preserve">296 </w:t>
+      </w:r>
+      <w:r>
+        <w:rPr>
+          <w:rFonts w:ascii="Futura Medium" w:hAnsi="Futura Medium" w:cs="Futura Medium"/>
+          <w:sz w:val="20"/>
+          <w:szCs w:val="20"/>
+        </w:rPr>
+        <w:t>for faeces)</w:t>
+      </w:r>
+      <w:r>
+        <w:rPr>
+          <w:rFonts w:ascii="Futura Medium" w:hAnsi="Futura Medium" w:cs="Futura Medium"/>
+          <w:sz w:val="20"/>
+          <w:szCs w:val="20"/>
+        </w:rPr>
+        <w:t>.</w:t>
+      </w:r>
+      <w:r>
+        <w:rPr>
+          <w:rFonts w:ascii="Futura Medium" w:hAnsi="Futura Medium" w:cs="Futura Medium"/>
+          <w:sz w:val="20"/>
+          <w:szCs w:val="20"/>
+        </w:rPr>
+        <w:t xml:space="preserve"> </w:t>
+      </w:r>
+      <w:r>
+        <w:rPr>
+          <w:rFonts w:ascii="Futura Medium" w:hAnsi="Futura Medium" w:cs="Futura Medium"/>
+          <w:sz w:val="20"/>
+          <w:szCs w:val="20"/>
+        </w:rPr>
+        <w:t>Probability d</w:t>
+      </w:r>
+      <w:r>
+        <w:rPr>
+          <w:rFonts w:ascii="Futura Medium" w:hAnsi="Futura Medium" w:cs="Futura Medium"/>
+          <w:sz w:val="20"/>
+          <w:szCs w:val="20"/>
+        </w:rPr>
+        <w:t xml:space="preserve">istributions are kernel density estimates of </w:t>
+      </w:r>
+      <w:r>
+        <w:rPr>
+          <w:rFonts w:ascii="Futura Medium" w:hAnsi="Futura Medium" w:cs="Futura Medium"/>
+          <w:sz w:val="20"/>
+          <w:szCs w:val="20"/>
+        </w:rPr>
+        <w:t>predicted</w:t>
+      </w:r>
+      <w:r>
+        <w:rPr>
+          <w:rFonts w:ascii="Futura Medium" w:hAnsi="Futura Medium" w:cs="Futura Medium"/>
+          <w:sz w:val="20"/>
+          <w:szCs w:val="20"/>
+        </w:rPr>
+        <w:t xml:space="preserve"> observations (top panel) and the faeces–kelp ratio</w:t>
+      </w:r>
+      <w:r>
+        <w:rPr>
+          <w:rFonts w:ascii="Futura Medium" w:hAnsi="Futura Medium" w:cs="Futura Medium"/>
+          <w:sz w:val="20"/>
+          <w:szCs w:val="20"/>
+        </w:rPr>
+        <w:t xml:space="preserve"> </w:t>
+      </w:r>
+      <w:r>
+        <w:rPr>
+          <w:rFonts w:ascii="Futura Medium" w:hAnsi="Futura Medium" w:cs="Futura Medium"/>
+          <w:sz w:val="20"/>
+          <w:szCs w:val="20"/>
+        </w:rPr>
+        <w:t>(bottom panel).</w:t>
+      </w:r>
+      <w:r>
+        <w:rPr>
+          <w:rFonts w:ascii="Futura Medium" w:hAnsi="Futura Medium" w:cs="Futura Medium"/>
+          <w:sz w:val="20"/>
+          <w:szCs w:val="20"/>
+        </w:rPr>
+        <w:t xml:space="preserve"> Percentages </w:t>
+      </w:r>
+      <w:r>
+        <w:rPr>
+          <w:rFonts w:ascii="Futura Medium" w:hAnsi="Futura Medium" w:cs="Futura Medium"/>
+          <w:sz w:val="20"/>
+          <w:szCs w:val="20"/>
+        </w:rPr>
+        <w:t>denote</w:t>
+      </w:r>
+      <w:r>
+        <w:rPr>
+          <w:rFonts w:ascii="Futura Medium" w:hAnsi="Futura Medium" w:cs="Futura Medium"/>
+          <w:sz w:val="20"/>
+          <w:szCs w:val="20"/>
+        </w:rPr>
+        <w:t xml:space="preserve"> probabilities </w:t>
+      </w:r>
+      <w:r>
+        <w:rPr>
+          <w:rFonts w:ascii="Futura Medium" w:hAnsi="Futura Medium" w:cs="Futura Medium"/>
+          <w:sz w:val="20"/>
+          <w:szCs w:val="20"/>
+        </w:rPr>
+        <w:t>either side of</w:t>
+      </w:r>
+      <w:r>
+        <w:rPr>
+          <w:rFonts w:ascii="Futura Medium" w:hAnsi="Futura Medium" w:cs="Futura Medium"/>
+          <w:sz w:val="20"/>
+          <w:szCs w:val="20"/>
+        </w:rPr>
+        <w:t xml:space="preserve"> the identity line</w:t>
+      </w:r>
+      <w:r>
+        <w:rPr>
+          <w:rFonts w:ascii="Futura Medium" w:hAnsi="Futura Medium" w:cs="Futura Medium"/>
+          <w:sz w:val="20"/>
+          <w:szCs w:val="20"/>
+        </w:rPr>
+        <w:t>.</w:t>
+      </w:r>
+      <w:r>
+        <w:rPr>
+          <w:rFonts w:ascii="Futura Medium" w:hAnsi="Futura Medium" w:cs="Futura Medium" w:hint="cs"/>
+          <w:sz w:val="20"/>
+          <w:szCs w:val="20"/>
+        </w:rPr>
+        <w:t xml:space="preserve"> </w:t>
+      </w:r>
+      <w:r>
+        <w:rPr>
+          <w:rFonts w:ascii="Futura" w:hAnsi="Futura" w:cs="Futura Medium"/>
+          <w:b/>
+          <w:bCs/>
+          <w:sz w:val="20"/>
+          <w:szCs w:val="20"/>
+        </w:rPr>
+        <w:t>b</w:t>
+      </w:r>
+      <w:r>
+        <w:rPr>
+          <w:rFonts w:ascii="Futura Medium" w:hAnsi="Futura Medium" w:cs="Futura Medium" w:hint="cs"/>
+          <w:sz w:val="20"/>
+          <w:szCs w:val="20"/>
+        </w:rPr>
+        <w:t xml:space="preserve">, </w:t>
+      </w:r>
+      <w:r>
+        <w:rPr>
+          <w:rFonts w:ascii="Futura Medium" w:hAnsi="Futura Medium" w:cs="Futura Medium"/>
+          <w:sz w:val="20"/>
+          <w:szCs w:val="20"/>
+        </w:rPr>
+        <w:t>Relationship between</w:t>
+      </w:r>
+      <w:r>
+        <w:rPr>
+          <w:rFonts w:ascii="Futura Medium" w:hAnsi="Futura Medium" w:cs="Futura Medium" w:hint="cs"/>
+          <w:sz w:val="20"/>
+          <w:szCs w:val="20"/>
+        </w:rPr>
+        <w:t xml:space="preserve"> sinking speed </w:t>
+      </w:r>
+      <w:r>
+        <w:rPr>
+          <w:rFonts w:ascii="Futura Medium" w:hAnsi="Futura Medium" w:cs="Futura Medium"/>
+          <w:sz w:val="20"/>
+          <w:szCs w:val="20"/>
+        </w:rPr>
+        <w:t>and</w:t>
+      </w:r>
+      <w:r>
+        <w:rPr>
+          <w:rFonts w:ascii="Futura Medium" w:hAnsi="Futura Medium" w:cs="Futura Medium" w:hint="cs"/>
+          <w:sz w:val="20"/>
+          <w:szCs w:val="20"/>
+        </w:rPr>
+        <w:t xml:space="preserve"> export depth</w:t>
+      </w:r>
+      <w:r>
+        <w:rPr>
+          <w:rFonts w:ascii="Futura Medium" w:hAnsi="Futura Medium" w:cs="Futura Medium"/>
+          <w:sz w:val="20"/>
+          <w:szCs w:val="20"/>
+        </w:rPr>
+        <w:t>.</w:t>
+      </w:r>
+      <w:r>
+        <w:rPr>
+          <w:rFonts w:ascii="Futura Medium" w:hAnsi="Futura Medium" w:cs="Futura Medium" w:hint="cs"/>
+          <w:sz w:val="20"/>
+          <w:szCs w:val="20"/>
+        </w:rPr>
+        <w:t xml:space="preserve"> </w:t>
+      </w:r>
+      <w:r>
+        <w:rPr>
+          <w:rFonts w:ascii="Futura Medium" w:hAnsi="Futura Medium" w:cs="Futura Medium"/>
+          <w:sz w:val="20"/>
+          <w:szCs w:val="20"/>
+        </w:rPr>
+        <w:t>Violins are</w:t>
+      </w:r>
+      <w:r>
+        <w:rPr>
+          <w:rFonts w:ascii="Futura Medium" w:hAnsi="Futura Medium" w:cs="Futura Medium" w:hint="cs"/>
+          <w:sz w:val="20"/>
+          <w:szCs w:val="20"/>
+        </w:rPr>
+        <w:t xml:space="preserve"> </w:t>
+      </w:r>
+      <w:r>
+        <w:rPr>
+          <w:rFonts w:ascii="Futura Medium" w:hAnsi="Futura Medium" w:cs="Futura Medium" w:hint="cs"/>
+          <w:sz w:val="20"/>
+          <w:szCs w:val="20"/>
+        </w:rPr>
+        <w:t xml:space="preserve">particle tracking </w:t>
+      </w:r>
+      <w:r>
+        <w:rPr>
+          <w:rFonts w:ascii="Futura Medium" w:hAnsi="Futura Medium" w:cs="Futura Medium"/>
+          <w:sz w:val="20"/>
+          <w:szCs w:val="20"/>
+        </w:rPr>
+        <w:t xml:space="preserve">depths </w:t>
+      </w:r>
+      <w:r>
+        <w:rPr>
+          <w:rFonts w:ascii="Futura Medium" w:hAnsi="Futura Medium" w:cs="Futura Medium"/>
+          <w:sz w:val="20"/>
+          <w:szCs w:val="20"/>
+        </w:rPr>
+        <w:t xml:space="preserve">for four sinking speeds, </w:t>
+      </w:r>
+      <w:r>
+        <w:rPr>
+          <w:rFonts w:ascii="Futura Medium" w:hAnsi="Futura Medium" w:cs="Futura Medium"/>
+          <w:sz w:val="20"/>
+          <w:szCs w:val="20"/>
+        </w:rPr>
+        <w:t xml:space="preserve">150 days after release along the Norwegian coast </w:t>
+      </w:r>
+      <w:r>
+        <w:rPr>
+          <w:rFonts w:ascii="Futura Medium" w:hAnsi="Futura Medium" w:cs="Futura Medium"/>
+          <w:sz w:val="20"/>
+          <w:szCs w:val="20"/>
+        </w:rPr>
+        <w:t>(n = 3.5 million particles).</w:t>
+      </w:r>
+      <w:r>
+        <w:rPr>
+          <w:rFonts w:ascii="Futura Medium" w:hAnsi="Futura Medium" w:cs="Futura Medium"/>
+          <w:sz w:val="20"/>
+          <w:szCs w:val="20"/>
+        </w:rPr>
+        <w:t xml:space="preserve"> </w:t>
+      </w:r>
+      <w:r>
+        <w:rPr>
+          <w:rFonts w:ascii="Futura Medium" w:hAnsi="Futura Medium" w:cs="Futura Medium"/>
+          <w:sz w:val="20"/>
+          <w:szCs w:val="20"/>
+        </w:rPr>
+        <w:t>The l</w:t>
+      </w:r>
+      <w:r>
+        <w:rPr>
+          <w:rFonts w:ascii="Futura Medium" w:hAnsi="Futura Medium" w:cs="Futura Medium" w:hint="cs"/>
+          <w:sz w:val="20"/>
+          <w:szCs w:val="20"/>
+        </w:rPr>
+        <w:t xml:space="preserve">ine and </w:t>
+      </w:r>
+      <w:r>
+        <w:rPr>
+          <w:rFonts w:ascii="Futura Medium" w:hAnsi="Futura Medium" w:cs="Futura Medium"/>
+          <w:sz w:val="20"/>
+          <w:szCs w:val="20"/>
+        </w:rPr>
+        <w:t>intervals</w:t>
+      </w:r>
+      <w:r>
+        <w:rPr>
+          <w:rFonts w:ascii="Futura Medium" w:hAnsi="Futura Medium" w:cs="Futura Medium" w:hint="cs"/>
+          <w:sz w:val="20"/>
+          <w:szCs w:val="20"/>
+        </w:rPr>
+        <w:t xml:space="preserve"> are </w:t>
+      </w:r>
+      <w:r>
+        <w:rPr>
+          <w:rFonts w:ascii="Futura Medium" w:hAnsi="Futura Medium" w:cs="Futura Medium"/>
+          <w:sz w:val="20"/>
+          <w:szCs w:val="20"/>
+        </w:rPr>
+        <w:t xml:space="preserve">the </w:t>
+      </w:r>
+      <w:r>
+        <w:rPr>
+          <w:rFonts w:ascii="Futura Medium" w:hAnsi="Futura Medium" w:cs="Futura Medium"/>
+          <w:sz w:val="20"/>
+          <w:szCs w:val="20"/>
+        </w:rPr>
+        <w:t>median</w:t>
+      </w:r>
+      <w:r>
+        <w:rPr>
+          <w:rFonts w:ascii="Futura Medium" w:hAnsi="Futura Medium" w:cs="Futura Medium" w:hint="cs"/>
+          <w:sz w:val="20"/>
+          <w:szCs w:val="20"/>
+        </w:rPr>
+        <w:t xml:space="preserve"> and </w:t>
+      </w:r>
+      <w:r>
+        <w:rPr>
+          <w:rFonts w:ascii="Futura Medium" w:hAnsi="Futura Medium" w:cs="Futura Medium"/>
+          <w:sz w:val="20"/>
+          <w:szCs w:val="20"/>
+        </w:rPr>
+        <w:t xml:space="preserve">central </w:t>
+      </w:r>
+      <w:r>
+        <w:rPr>
+          <w:rFonts w:ascii="Futura Medium" w:hAnsi="Futura Medium" w:cs="Futura Medium" w:hint="cs"/>
+          <w:sz w:val="20"/>
+          <w:szCs w:val="20"/>
+        </w:rPr>
+        <w:t xml:space="preserve">50, 80 and 90% </w:t>
+      </w:r>
+      <w:r>
+        <w:rPr>
+          <w:rFonts w:ascii="Futura Medium" w:hAnsi="Futura Medium" w:cs="Futura Medium"/>
+          <w:sz w:val="20"/>
+          <w:szCs w:val="20"/>
+        </w:rPr>
+        <w:t xml:space="preserve">of </w:t>
+      </w:r>
+      <w:r>
+        <w:rPr>
+          <w:rFonts w:ascii="Futura Medium" w:hAnsi="Futura Medium" w:cs="Futura Medium" w:hint="cs"/>
+          <w:sz w:val="20"/>
+          <w:szCs w:val="20"/>
+        </w:rPr>
+        <w:t>probability for</w:t>
+      </w:r>
+      <w:r>
+        <w:rPr>
+          <w:rFonts w:ascii="Futura Medium" w:hAnsi="Futura Medium" w:cs="Futura Medium"/>
+          <w:sz w:val="20"/>
+          <w:szCs w:val="20"/>
+        </w:rPr>
+        <w:t xml:space="preserve"> predicted observations.</w:t>
+      </w:r>
+      <w:r>
+        <w:rPr>
+          <w:rFonts w:ascii="Futura Medium" w:hAnsi="Futura Medium" w:cs="Futura Medium"/>
+          <w:sz w:val="20"/>
+          <w:szCs w:val="20"/>
+        </w:rPr>
+        <w:t xml:space="preserve"> </w:t>
+      </w:r>
+      <w:r>
+        <w:rPr>
+          <w:rFonts w:ascii="Futura Medium" w:hAnsi="Futura Medium" w:cs="Futura Medium"/>
+          <w:sz w:val="20"/>
+          <w:szCs w:val="20"/>
+        </w:rPr>
+        <w:t xml:space="preserve">Probability distributions along the axes match those in </w:t>
+      </w:r>
+      <w:r>
+        <w:rPr>
+          <w:rFonts w:ascii="Futura" w:hAnsi="Futura" w:cs="Futura"/>
+          <w:b/>
+          <w:bCs/>
+          <w:sz w:val="20"/>
+          <w:szCs w:val="20"/>
+        </w:rPr>
+        <w:t>a</w:t>
+      </w:r>
+      <w:r>
+        <w:rPr>
+          <w:rFonts w:ascii="Futura Medium" w:hAnsi="Futura Medium" w:cs="Futura Medium"/>
+          <w:sz w:val="20"/>
+          <w:szCs w:val="20"/>
+        </w:rPr>
+        <w:t xml:space="preserve"> and </w:t>
+      </w:r>
+      <w:r>
+        <w:rPr>
+          <w:rFonts w:ascii="Futura" w:hAnsi="Futura" w:cs="Futura"/>
+          <w:b/>
+          <w:bCs/>
+          <w:sz w:val="20"/>
+          <w:szCs w:val="20"/>
+        </w:rPr>
+        <w:t>c</w:t>
+      </w:r>
+      <w:r>
+        <w:rPr>
+          <w:rFonts w:ascii="Futura Medium" w:hAnsi="Futura Medium" w:cs="Futura Medium"/>
+          <w:sz w:val="20"/>
+          <w:szCs w:val="20"/>
+        </w:rPr>
+        <w:t>.</w:t>
+      </w:r>
+      <w:r>
+        <w:rPr>
+          <w:rFonts w:ascii="Futura Medium" w:hAnsi="Futura Medium" w:cs="Futura Medium"/>
+          <w:sz w:val="20"/>
+          <w:szCs w:val="20"/>
+        </w:rPr>
+        <w:t xml:space="preserve"> </w:t>
+      </w:r>
+      <w:r>
+        <w:rPr>
+          <w:rFonts w:ascii="Futura" w:hAnsi="Futura" w:cs="Futura Medium"/>
+          <w:b/>
+          <w:bCs/>
+          <w:sz w:val="20"/>
+          <w:szCs w:val="20"/>
+        </w:rPr>
+        <w:t>c</w:t>
+      </w:r>
+      <w:r>
+        <w:rPr>
+          <w:rFonts w:ascii="Futura Medium" w:hAnsi="Futura Medium" w:cs="Futura Medium" w:hint="cs"/>
+          <w:sz w:val="20"/>
+          <w:szCs w:val="20"/>
+        </w:rPr>
+        <w:t>, Predicted export depth for kelp and faeces</w:t>
+      </w:r>
+      <w:r>
+        <w:rPr>
+          <w:rFonts w:ascii="Futura Medium" w:hAnsi="Futura Medium" w:cs="Futura Medium"/>
+          <w:sz w:val="20"/>
+          <w:szCs w:val="20"/>
+        </w:rPr>
+        <w:t xml:space="preserve">, derived by </w:t>
+      </w:r>
+      <w:r>
+        <w:rPr>
+          <w:rFonts w:ascii="Futura Medium" w:hAnsi="Futura Medium" w:cs="Futura Medium"/>
+          <w:sz w:val="20"/>
+          <w:szCs w:val="20"/>
+        </w:rPr>
+        <w:t>propagating</w:t>
+      </w:r>
+      <w:r>
+        <w:rPr>
+          <w:rFonts w:ascii="Futura Medium" w:hAnsi="Futura Medium" w:cs="Futura Medium"/>
+          <w:sz w:val="20"/>
+          <w:szCs w:val="20"/>
+        </w:rPr>
+        <w:t xml:space="preserve"> </w:t>
+      </w:r>
+      <w:r>
+        <w:rPr>
+          <w:rFonts w:ascii="Futura" w:hAnsi="Futura" w:cs="Futura Medium"/>
+          <w:b/>
+          <w:bCs/>
+          <w:sz w:val="20"/>
+          <w:szCs w:val="20"/>
+        </w:rPr>
+        <w:t>a</w:t>
+      </w:r>
+      <w:r>
+        <w:rPr>
+          <w:rFonts w:ascii="Futura Medium" w:hAnsi="Futura Medium" w:cs="Futura Medium"/>
+          <w:sz w:val="20"/>
+          <w:szCs w:val="20"/>
+        </w:rPr>
+        <w:t xml:space="preserve"> </w:t>
+      </w:r>
+      <w:r>
+        <w:rPr>
+          <w:rFonts w:ascii="Futura Medium" w:hAnsi="Futura Medium" w:cs="Futura Medium"/>
+          <w:sz w:val="20"/>
+          <w:szCs w:val="20"/>
+        </w:rPr>
+        <w:t>through</w:t>
+      </w:r>
+      <w:r>
+        <w:rPr>
+          <w:rFonts w:ascii="Futura Medium" w:hAnsi="Futura Medium" w:cs="Futura Medium"/>
+          <w:sz w:val="20"/>
+          <w:szCs w:val="20"/>
+        </w:rPr>
+        <w:t xml:space="preserve"> </w:t>
+      </w:r>
+      <w:r>
+        <w:rPr>
+          <w:rFonts w:ascii="Futura" w:hAnsi="Futura" w:cs="Futura Medium"/>
+          <w:b/>
+          <w:bCs/>
+          <w:sz w:val="20"/>
+          <w:szCs w:val="20"/>
+        </w:rPr>
+        <w:t>b</w:t>
+      </w:r>
+      <w:r>
+        <w:rPr>
+          <w:rFonts w:ascii="Futura Medium" w:hAnsi="Futura Medium" w:cs="Futura Medium" w:hint="cs"/>
+          <w:sz w:val="20"/>
+          <w:szCs w:val="20"/>
+        </w:rPr>
+        <w:t>.</w:t>
       </w:r>
     </w:p>
     <w:p>
       <w:pPr>
-        <w:spacing w:after="0"/>
-        <w:rPr>
-          <w:rFonts w:ascii="Futura Medium" w:hAnsi="Futura Medium" w:cs="Futura Medium"/>
-          <w:lang w:val="en-US"/>
-        </w:rPr>
-      </w:pPr>
-    </w:p>
-    <w:p>
-      <w:pPr>
-        <w:rPr>
-          <w:rFonts w:ascii="Times New Roman" w:hAnsi="Times New Roman" w:cs="Times New Roman"/>
-        </w:rPr>
-      </w:pPr>
-      <w:r>
-        <w:rPr>
-          <w:rFonts w:ascii="Times New Roman" w:hAnsi="Times New Roman" w:cs="Times New Roman"/>
-          <w:b/>
-          <w:bCs/>
-        </w:rPr>
-        <w:t>Figure S</w:t>
-      </w:r>
-      <w:r>
-        <w:rPr>
-          <w:rFonts w:ascii="Times New Roman" w:hAnsi="Times New Roman" w:cs="Times New Roman"/>
-          <w:b/>
-          <w:bCs/>
-        </w:rPr>
-        <w:t>4</w:t>
-      </w:r>
-      <w:r>
-        <w:rPr>
-          <w:rFonts w:ascii="Times New Roman" w:hAnsi="Times New Roman" w:cs="Times New Roman"/>
-        </w:rPr>
-        <w:t>. Relationship between buoyant mass and dry mass for kelp (</w:t>
-      </w:r>
-      <w:r>
-        <w:rPr>
-          <w:rFonts w:ascii="Times New Roman" w:hAnsi="Times New Roman" w:cs="Times New Roman"/>
-          <w:b/>
-          <w:bCs/>
-        </w:rPr>
-        <w:t>a</w:t>
-      </w:r>
-      <w:r>
-        <w:rPr>
-          <w:rFonts w:ascii="Times New Roman" w:hAnsi="Times New Roman" w:cs="Times New Roman"/>
-        </w:rPr>
-        <w:t>) and faeces (</w:t>
-      </w:r>
-      <w:r>
-        <w:rPr>
-          <w:rFonts w:ascii="Times New Roman" w:hAnsi="Times New Roman" w:cs="Times New Roman"/>
-          <w:b/>
-          <w:bCs/>
-        </w:rPr>
-        <w:t>b</w:t>
-      </w:r>
-      <w:r>
-        <w:rPr>
-          <w:rFonts w:ascii="Times New Roman" w:hAnsi="Times New Roman" w:cs="Times New Roman"/>
-        </w:rPr>
-        <w:t>).</w:t>
-      </w:r>
-    </w:p>
-    <w:p>
-      <w:pPr>
-        <w:spacing w:after="0"/>
-        <w:rPr>
-          <w:rFonts w:ascii="Futura Medium" w:hAnsi="Futura Medium" w:cs="Futura Medium"/>
-          <w:lang w:val="en-US"/>
-        </w:rPr>
-      </w:pPr>
-    </w:p>
-    <w:p>
-      <w:pPr>
-        <w:rPr>
-          <w:rFonts w:ascii="Times New Roman" w:hAnsi="Times New Roman"/>
-          <w:b/>
-          <w:bCs/>
-        </w:rPr>
-      </w:pPr>
-      <w:r>
-        <w:rPr>
-          <w:rFonts w:ascii="Times New Roman" w:hAnsi="Times New Roman"/>
-          <w:b/>
-          <w:bCs/>
-          <w:noProof/>
-        </w:rPr>
-        <w:lastRenderedPageBreak/>
-        <w:drawing>
-          <wp:inline distT="0" distB="0" distL="0" distR="0" wp14:anchorId="6B99AC3F" wp14:editId="0171EC0A">
-            <wp:extent cx="5731510" cy="3814445"/>
-            <wp:effectExtent l="0" t="0" r="0" b="0"/>
-            <wp:docPr id="993446562" name="Picture 2"/>
-            <wp:cNvGraphicFramePr>
-              <a:graphicFrameLocks xmlns:a="http://schemas.openxmlformats.org/drawingml/2006/main" noChangeAspect="1"/>
-            </wp:cNvGraphicFramePr>
-            <a:graphic xmlns:a="http://schemas.openxmlformats.org/drawingml/2006/main">
-              <a:graphicData uri="http://schemas.openxmlformats.org/drawingml/2006/picture">
-                <pic:pic xmlns:pic="http://schemas.openxmlformats.org/drawingml/2006/picture">
-                  <pic:nvPicPr>
-                    <pic:cNvPr id="993446562" name="Picture 993446562"/>
-                    <pic:cNvPicPr/>
-                  </pic:nvPicPr>
-                  <pic:blipFill>
-                    <a:blip r:embed="rId6"/>
-                    <a:stretch>
-                      <a:fillRect/>
-                    </a:stretch>
-                  </pic:blipFill>
-                  <pic:spPr>
-                    <a:xfrm>
-                      <a:off x="0" y="0"/>
-                      <a:ext cx="5731510" cy="3814445"/>
-                    </a:xfrm>
-                    <a:prstGeom prst="rect">
-                      <a:avLst/>
-                    </a:prstGeom>
-                  </pic:spPr>
-                </pic:pic>
-              </a:graphicData>
-            </a:graphic>
-          </wp:inline>
-        </w:drawing>
-      </w:r>
-    </w:p>
-    <w:p>
-      <w:pPr>
-        <w:rPr>
-          <w:rFonts w:ascii="Times New Roman" w:hAnsi="Times New Roman"/>
-        </w:rPr>
-      </w:pPr>
-      <w:r>
-        <w:rPr>
-          <w:rFonts w:ascii="Times New Roman" w:hAnsi="Times New Roman"/>
-          <w:b/>
-          <w:bCs/>
-        </w:rPr>
-        <w:t>Figure S</w:t>
-      </w:r>
-      <w:r>
-        <w:rPr>
-          <w:rFonts w:ascii="Times New Roman" w:hAnsi="Times New Roman"/>
-          <w:b/>
-          <w:bCs/>
-        </w:rPr>
-        <w:t>5</w:t>
-      </w:r>
-      <w:r>
-        <w:rPr>
-          <w:rFonts w:ascii="Times New Roman" w:hAnsi="Times New Roman"/>
-        </w:rPr>
-        <w:t xml:space="preserve">. </w:t>
-      </w:r>
-      <w:r>
-        <w:rPr>
-          <w:rFonts w:ascii="Times New Roman" w:hAnsi="Times New Roman" w:cs="Times New Roman"/>
-        </w:rPr>
-        <w:t xml:space="preserve">Carbon export. </w:t>
-      </w:r>
-      <w:r>
-        <w:rPr>
-          <w:rFonts w:ascii="Times New Roman" w:hAnsi="Times New Roman" w:cs="Times New Roman"/>
-          <w:b/>
-          <w:bCs/>
-        </w:rPr>
-        <w:t>a</w:t>
-      </w:r>
-      <w:r>
-        <w:rPr>
-          <w:rFonts w:ascii="Times New Roman" w:hAnsi="Times New Roman" w:cs="Times New Roman"/>
-        </w:rPr>
-        <w:t xml:space="preserve">, Sinking speeds for kelp and faeces. </w:t>
-      </w:r>
-      <w:r>
-        <w:rPr>
-          <w:rFonts w:ascii="Times New Roman" w:hAnsi="Times New Roman" w:cs="Times New Roman"/>
-          <w:b/>
-          <w:bCs/>
-        </w:rPr>
-        <w:t>b</w:t>
-      </w:r>
-      <w:r>
-        <w:rPr>
-          <w:rFonts w:ascii="Times New Roman" w:hAnsi="Times New Roman" w:cs="Times New Roman"/>
-        </w:rPr>
-        <w:t xml:space="preserve">, </w:t>
-      </w:r>
-      <w:proofErr w:type="gramStart"/>
-      <w:r>
-        <w:rPr>
-          <w:rFonts w:ascii="Times New Roman" w:hAnsi="Times New Roman" w:cs="Times New Roman"/>
-        </w:rPr>
-        <w:t>The</w:t>
-      </w:r>
-      <w:proofErr w:type="gramEnd"/>
-      <w:r>
-        <w:rPr>
-          <w:rFonts w:ascii="Times New Roman" w:hAnsi="Times New Roman" w:cs="Times New Roman"/>
-        </w:rPr>
-        <w:t xml:space="preserve"> effect of sinking speed on export depth based on a particle tracking model for the Norwegian coast (Mirjam van der </w:t>
-      </w:r>
-      <w:proofErr w:type="spellStart"/>
-      <w:r>
-        <w:rPr>
-          <w:rFonts w:ascii="Times New Roman" w:hAnsi="Times New Roman" w:cs="Times New Roman"/>
-        </w:rPr>
-        <w:t>Mheen</w:t>
-      </w:r>
-      <w:proofErr w:type="spellEnd"/>
-      <w:r>
-        <w:rPr>
-          <w:rFonts w:ascii="Times New Roman" w:hAnsi="Times New Roman" w:cs="Times New Roman"/>
-        </w:rPr>
-        <w:t xml:space="preserve"> et al., unpublished). </w:t>
-      </w:r>
-      <w:r>
-        <w:rPr>
-          <w:rFonts w:ascii="Times New Roman" w:hAnsi="Times New Roman" w:cs="Times New Roman"/>
-          <w:b/>
-          <w:bCs/>
-        </w:rPr>
-        <w:t>c</w:t>
-      </w:r>
-      <w:r>
-        <w:rPr>
-          <w:rFonts w:ascii="Times New Roman" w:hAnsi="Times New Roman" w:cs="Times New Roman"/>
-        </w:rPr>
-        <w:t>, Predicted export depth for kelp and faeces.</w:t>
-      </w:r>
-    </w:p>
-    <w:p>
-      <w:pPr>
-        <w:spacing w:after="0"/>
-        <w:rPr>
-          <w:rFonts w:ascii="Futura Medium" w:hAnsi="Futura Medium" w:cs="Futura Medium" w:hint="cs"/>
+        <w:spacing w:after="0" w:line="240" w:lineRule="auto"/>
+        <w:rPr>
+          <w:rFonts w:ascii="Futura Medium" w:hAnsi="Futura Medium" w:cs="Futura Medium"/>
           <w:lang w:val="en-US"/>
         </w:rPr>
       </w:pPr>
     </w:p>
     <w:sectPr>
+      <w:footerReference w:type="even" r:id="rId14"/>
+      <w:footerReference w:type="default" r:id="rId15"/>
       <w:pgSz w:w="11906" w:h="16838"/>
       <w:pgMar w:top="1440" w:right="1440" w:bottom="1440" w:left="1440" w:header="708" w:footer="708" w:gutter="0"/>
       <w:cols w:space="708"/>
@@ -484,6 +2552,200 @@
     </w:sectPr>
   </w:body>
 </w:document>
+</file>
+
+<file path=word/endnotes.xml><?xml version="1.0" encoding="utf-8"?>
+<w:endnotes xmlns:wpc="http://schemas.microsoft.com/office/word/2010/wordprocessingCanvas" xmlns:cx="http://schemas.microsoft.com/office/drawing/2014/chartex" xmlns:cx1="http://schemas.microsoft.com/office/drawing/2015/9/8/chartex" xmlns:cx2="http://schemas.microsoft.com/office/drawing/2015/10/21/chartex" xmlns:cx3="http://schemas.microsoft.com/office/drawing/2016/5/9/chartex" xmlns:cx4="http://schemas.microsoft.com/office/drawing/2016/5/10/chartex" xmlns:cx5="http://schemas.microsoft.com/office/drawing/2016/5/11/chartex" xmlns:cx6="http://schemas.microsoft.com/office/drawing/2016/5/12/chartex" xmlns:cx7="http://schemas.microsoft.com/office/drawing/2016/5/13/chartex" xmlns:cx8="http://schemas.microsoft.com/office/drawing/2016/5/14/chartex" xmlns:mc="http://schemas.openxmlformats.org/markup-compatibility/2006" xmlns:aink="http://schemas.microsoft.com/office/drawing/2016/ink" xmlns:am3d="http://schemas.microsoft.com/office/drawing/2017/model3d" xmlns:o="urn:schemas-microsoft-com:office:office" xmlns:oel="http://schemas.microsoft.com/office/2019/extlst" xmlns:r="http://schemas.openxmlformats.org/officeDocument/2006/relationships" xmlns:m="http://schemas.openxmlformats.org/officeDocument/2006/math" xmlns:v="urn:schemas-microsoft-com:vml" xmlns:wp14="http://schemas.microsoft.com/office/word/2010/wordprocessingDrawing" xmlns:wp="http://schemas.openxmlformats.org/drawingml/2006/wordprocessingDrawing" xmlns:w10="urn:schemas-microsoft-com:office:word" xmlns:w="http://schemas.openxmlformats.org/wordprocessingml/2006/main" xmlns:w14="http://schemas.microsoft.com/office/word/2010/wordml" xmlns:w15="http://schemas.microsoft.com/office/word/2012/wordml" xmlns:w16cex="http://schemas.microsoft.com/office/word/2018/wordml/cex" xmlns:w16cid="http://schemas.microsoft.com/office/word/2016/wordml/cid" xmlns:w16="http://schemas.microsoft.com/office/word/2018/wordml" xmlns:w16du="http://schemas.microsoft.com/office/word/2023/wordml/word16du" xmlns:w16sdtdh="http://schemas.microsoft.com/office/word/2020/wordml/sdtdatahash" xmlns:w16sdtfl="http://schemas.microsoft.com/office/word/2024/wordml/sdtformatlock" xmlns:w16se="http://schemas.microsoft.com/office/word/2015/wordml/symex" xmlns:wpg="http://schemas.microsoft.com/office/word/2010/wordprocessingGroup" xmlns:wpi="http://schemas.microsoft.com/office/word/2010/wordprocessingInk" xmlns:wne="http://schemas.microsoft.com/office/word/2006/wordml" xmlns:wps="http://schemas.microsoft.com/office/word/2010/wordprocessingShape" mc:Ignorable="w14 w15 w16se w16cid w16 w16cex w16sdtdh w16sdtfl w16du wp14">
+  <w:endnote w:type="separator" w:id="-1">
+    <w:p>
+      <w:pPr>
+        <w:spacing w:after="0" w:line="240" w:lineRule="auto"/>
+      </w:pPr>
+      <w:r>
+        <w:separator/>
+      </w:r>
+    </w:p>
+  </w:endnote>
+  <w:endnote w:type="continuationSeparator" w:id="0">
+    <w:p>
+      <w:pPr>
+        <w:spacing w:after="0" w:line="240" w:lineRule="auto"/>
+      </w:pPr>
+      <w:r>
+        <w:continuationSeparator/>
+      </w:r>
+    </w:p>
+  </w:endnote>
+</w:endnotes>
+</file>
+
+<file path=word/footer1.xml><?xml version="1.0" encoding="utf-8"?>
+<w:ftr xmlns:wpc="http://schemas.microsoft.com/office/word/2010/wordprocessingCanvas" xmlns:cx="http://schemas.microsoft.com/office/drawing/2014/chartex" xmlns:cx1="http://schemas.microsoft.com/office/drawing/2015/9/8/chartex" xmlns:cx2="http://schemas.microsoft.com/office/drawing/2015/10/21/chartex" xmlns:cx3="http://schemas.microsoft.com/office/drawing/2016/5/9/chartex" xmlns:cx4="http://schemas.microsoft.com/office/drawing/2016/5/10/chartex" xmlns:cx5="http://schemas.microsoft.com/office/drawing/2016/5/11/chartex" xmlns:cx6="http://schemas.microsoft.com/office/drawing/2016/5/12/chartex" xmlns:cx7="http://schemas.microsoft.com/office/drawing/2016/5/13/chartex" xmlns:cx8="http://schemas.microsoft.com/office/drawing/2016/5/14/chartex" xmlns:mc="http://schemas.openxmlformats.org/markup-compatibility/2006" xmlns:aink="http://schemas.microsoft.com/office/drawing/2016/ink" xmlns:am3d="http://schemas.microsoft.com/office/drawing/2017/model3d" xmlns:o="urn:schemas-microsoft-com:office:office" xmlns:oel="http://schemas.microsoft.com/office/2019/extlst" xmlns:r="http://schemas.openxmlformats.org/officeDocument/2006/relationships" xmlns:m="http://schemas.openxmlformats.org/officeDocument/2006/math" xmlns:v="urn:schemas-microsoft-com:vml" xmlns:wp14="http://schemas.microsoft.com/office/word/2010/wordprocessingDrawing" xmlns:wp="http://schemas.openxmlformats.org/drawingml/2006/wordprocessingDrawing" xmlns:w10="urn:schemas-microsoft-com:office:word" xmlns:w="http://schemas.openxmlformats.org/wordprocessingml/2006/main" xmlns:w14="http://schemas.microsoft.com/office/word/2010/wordml" xmlns:w15="http://schemas.microsoft.com/office/word/2012/wordml" xmlns:w16cex="http://schemas.microsoft.com/office/word/2018/wordml/cex" xmlns:w16cid="http://schemas.microsoft.com/office/word/2016/wordml/cid" xmlns:w16="http://schemas.microsoft.com/office/word/2018/wordml" xmlns:w16du="http://schemas.microsoft.com/office/word/2023/wordml/word16du" xmlns:w16sdtdh="http://schemas.microsoft.com/office/word/2020/wordml/sdtdatahash" xmlns:w16sdtfl="http://schemas.microsoft.com/office/word/2024/wordml/sdtformatlock" xmlns:w16se="http://schemas.microsoft.com/office/word/2015/wordml/symex" xmlns:wpg="http://schemas.microsoft.com/office/word/2010/wordprocessingGroup" xmlns:wpi="http://schemas.microsoft.com/office/word/2010/wordprocessingInk" xmlns:wne="http://schemas.microsoft.com/office/word/2006/wordml" xmlns:wps="http://schemas.microsoft.com/office/word/2010/wordprocessingShape" mc:Ignorable="w14 w15 w16se w16cid w16 w16cex w16sdtdh w16sdtfl w16du wp14">
+  <w:sdt>
+    <w:sdtPr>
+      <w:rPr>
+        <w:rStyle w:val="PageNumber"/>
+      </w:rPr>
+      <w:id w:val="-907534250"/>
+      <w:docPartObj>
+        <w:docPartGallery w:val="Page Numbers (Bottom of Page)"/>
+        <w:docPartUnique/>
+      </w:docPartObj>
+    </w:sdtPr>
+    <w:sdtContent>
+      <w:p>
+        <w:pPr>
+          <w:pStyle w:val="Footer"/>
+          <w:framePr w:wrap="none" w:vAnchor="text" w:hAnchor="margin" w:xAlign="right" w:y="1"/>
+          <w:rPr>
+            <w:rStyle w:val="PageNumber"/>
+          </w:rPr>
+        </w:pPr>
+        <w:r>
+          <w:rPr>
+            <w:rStyle w:val="PageNumber"/>
+          </w:rPr>
+          <w:fldChar w:fldCharType="begin"/>
+        </w:r>
+        <w:r>
+          <w:rPr>
+            <w:rStyle w:val="PageNumber"/>
+          </w:rPr>
+          <w:instrText xml:space="preserve"> PAGE </w:instrText>
+        </w:r>
+        <w:r>
+          <w:rPr>
+            <w:rStyle w:val="PageNumber"/>
+          </w:rPr>
+          <w:fldChar w:fldCharType="separate"/>
+        </w:r>
+        <w:r>
+          <w:rPr>
+            <w:rStyle w:val="PageNumber"/>
+          </w:rPr>
+          <w:fldChar w:fldCharType="end"/>
+        </w:r>
+      </w:p>
+    </w:sdtContent>
+  </w:sdt>
+  <w:p>
+    <w:pPr>
+      <w:pStyle w:val="Footer"/>
+      <w:ind w:right="360"/>
+    </w:pPr>
+  </w:p>
+</w:ftr>
+</file>
+
+<file path=word/footer2.xml><?xml version="1.0" encoding="utf-8"?>
+<w:ftr xmlns:wpc="http://schemas.microsoft.com/office/word/2010/wordprocessingCanvas" xmlns:cx="http://schemas.microsoft.com/office/drawing/2014/chartex" xmlns:cx1="http://schemas.microsoft.com/office/drawing/2015/9/8/chartex" xmlns:cx2="http://schemas.microsoft.com/office/drawing/2015/10/21/chartex" xmlns:cx3="http://schemas.microsoft.com/office/drawing/2016/5/9/chartex" xmlns:cx4="http://schemas.microsoft.com/office/drawing/2016/5/10/chartex" xmlns:cx5="http://schemas.microsoft.com/office/drawing/2016/5/11/chartex" xmlns:cx6="http://schemas.microsoft.com/office/drawing/2016/5/12/chartex" xmlns:cx7="http://schemas.microsoft.com/office/drawing/2016/5/13/chartex" xmlns:cx8="http://schemas.microsoft.com/office/drawing/2016/5/14/chartex" xmlns:mc="http://schemas.openxmlformats.org/markup-compatibility/2006" xmlns:aink="http://schemas.microsoft.com/office/drawing/2016/ink" xmlns:am3d="http://schemas.microsoft.com/office/drawing/2017/model3d" xmlns:o="urn:schemas-microsoft-com:office:office" xmlns:oel="http://schemas.microsoft.com/office/2019/extlst" xmlns:r="http://schemas.openxmlformats.org/officeDocument/2006/relationships" xmlns:m="http://schemas.openxmlformats.org/officeDocument/2006/math" xmlns:v="urn:schemas-microsoft-com:vml" xmlns:wp14="http://schemas.microsoft.com/office/word/2010/wordprocessingDrawing" xmlns:wp="http://schemas.openxmlformats.org/drawingml/2006/wordprocessingDrawing" xmlns:w10="urn:schemas-microsoft-com:office:word" xmlns:w="http://schemas.openxmlformats.org/wordprocessingml/2006/main" xmlns:w14="http://schemas.microsoft.com/office/word/2010/wordml" xmlns:w15="http://schemas.microsoft.com/office/word/2012/wordml" xmlns:w16cex="http://schemas.microsoft.com/office/word/2018/wordml/cex" xmlns:w16cid="http://schemas.microsoft.com/office/word/2016/wordml/cid" xmlns:w16="http://schemas.microsoft.com/office/word/2018/wordml" xmlns:w16du="http://schemas.microsoft.com/office/word/2023/wordml/word16du" xmlns:w16sdtdh="http://schemas.microsoft.com/office/word/2020/wordml/sdtdatahash" xmlns:w16sdtfl="http://schemas.microsoft.com/office/word/2024/wordml/sdtformatlock" xmlns:w16se="http://schemas.microsoft.com/office/word/2015/wordml/symex" xmlns:wpg="http://schemas.microsoft.com/office/word/2010/wordprocessingGroup" xmlns:wpi="http://schemas.microsoft.com/office/word/2010/wordprocessingInk" xmlns:wne="http://schemas.microsoft.com/office/word/2006/wordml" xmlns:wps="http://schemas.microsoft.com/office/word/2010/wordprocessingShape" mc:Ignorable="w14 w15 w16se w16cid w16 w16cex w16sdtdh w16sdtfl w16du wp14">
+  <w:sdt>
+    <w:sdtPr>
+      <w:rPr>
+        <w:rStyle w:val="PageNumber"/>
+        <w:rFonts w:ascii="Futura Medium" w:hAnsi="Futura Medium" w:cs="Futura Medium" w:hint="cs"/>
+        <w:sz w:val="20"/>
+        <w:szCs w:val="20"/>
+      </w:rPr>
+      <w:id w:val="378513867"/>
+      <w:docPartObj>
+        <w:docPartGallery w:val="Page Numbers (Bottom of Page)"/>
+        <w:docPartUnique/>
+      </w:docPartObj>
+    </w:sdtPr>
+    <w:sdtContent>
+      <w:p>
+        <w:pPr>
+          <w:pStyle w:val="Footer"/>
+          <w:framePr w:wrap="none" w:vAnchor="text" w:hAnchor="margin" w:xAlign="right" w:y="1"/>
+          <w:rPr>
+            <w:rStyle w:val="PageNumber"/>
+            <w:rFonts w:ascii="Futura Medium" w:hAnsi="Futura Medium" w:cs="Futura Medium"/>
+            <w:sz w:val="20"/>
+            <w:szCs w:val="20"/>
+          </w:rPr>
+        </w:pPr>
+        <w:r>
+          <w:rPr>
+            <w:rStyle w:val="PageNumber"/>
+            <w:rFonts w:ascii="Futura Medium" w:hAnsi="Futura Medium" w:cs="Futura Medium" w:hint="cs"/>
+            <w:sz w:val="20"/>
+            <w:szCs w:val="20"/>
+          </w:rPr>
+          <w:fldChar w:fldCharType="begin"/>
+        </w:r>
+        <w:r>
+          <w:rPr>
+            <w:rStyle w:val="PageNumber"/>
+            <w:rFonts w:ascii="Futura Medium" w:hAnsi="Futura Medium" w:cs="Futura Medium" w:hint="cs"/>
+            <w:sz w:val="20"/>
+            <w:szCs w:val="20"/>
+          </w:rPr>
+          <w:instrText xml:space="preserve"> PAGE </w:instrText>
+        </w:r>
+        <w:r>
+          <w:rPr>
+            <w:rStyle w:val="PageNumber"/>
+            <w:rFonts w:ascii="Futura Medium" w:hAnsi="Futura Medium" w:cs="Futura Medium" w:hint="cs"/>
+            <w:sz w:val="20"/>
+            <w:szCs w:val="20"/>
+          </w:rPr>
+          <w:fldChar w:fldCharType="separate"/>
+        </w:r>
+        <w:r>
+          <w:rPr>
+            <w:rStyle w:val="PageNumber"/>
+            <w:rFonts w:ascii="Futura Medium" w:hAnsi="Futura Medium" w:cs="Futura Medium" w:hint="cs"/>
+            <w:noProof/>
+            <w:sz w:val="20"/>
+            <w:szCs w:val="20"/>
+          </w:rPr>
+          <w:t>2</w:t>
+        </w:r>
+        <w:r>
+          <w:rPr>
+            <w:rStyle w:val="PageNumber"/>
+            <w:rFonts w:ascii="Futura Medium" w:hAnsi="Futura Medium" w:cs="Futura Medium" w:hint="cs"/>
+            <w:sz w:val="20"/>
+            <w:szCs w:val="20"/>
+          </w:rPr>
+          <w:fldChar w:fldCharType="end"/>
+        </w:r>
+      </w:p>
+    </w:sdtContent>
+  </w:sdt>
+  <w:p>
+    <w:pPr>
+      <w:pStyle w:val="Footer"/>
+      <w:ind w:right="360"/>
+    </w:pPr>
+  </w:p>
+</w:ftr>
+</file>
+
+<file path=word/footnotes.xml><?xml version="1.0" encoding="utf-8"?>
+<w:footnotes xmlns:wpc="http://schemas.microsoft.com/office/word/2010/wordprocessingCanvas" xmlns:cx="http://schemas.microsoft.com/office/drawing/2014/chartex" xmlns:cx1="http://schemas.microsoft.com/office/drawing/2015/9/8/chartex" xmlns:cx2="http://schemas.microsoft.com/office/drawing/2015/10/21/chartex" xmlns:cx3="http://schemas.microsoft.com/office/drawing/2016/5/9/chartex" xmlns:cx4="http://schemas.microsoft.com/office/drawing/2016/5/10/chartex" xmlns:cx5="http://schemas.microsoft.com/office/drawing/2016/5/11/chartex" xmlns:cx6="http://schemas.microsoft.com/office/drawing/2016/5/12/chartex" xmlns:cx7="http://schemas.microsoft.com/office/drawing/2016/5/13/chartex" xmlns:cx8="http://schemas.microsoft.com/office/drawing/2016/5/14/chartex" xmlns:mc="http://schemas.openxmlformats.org/markup-compatibility/2006" xmlns:aink="http://schemas.microsoft.com/office/drawing/2016/ink" xmlns:am3d="http://schemas.microsoft.com/office/drawing/2017/model3d" xmlns:o="urn:schemas-microsoft-com:office:office" xmlns:oel="http://schemas.microsoft.com/office/2019/extlst" xmlns:r="http://schemas.openxmlformats.org/officeDocument/2006/relationships" xmlns:m="http://schemas.openxmlformats.org/officeDocument/2006/math" xmlns:v="urn:schemas-microsoft-com:vml" xmlns:wp14="http://schemas.microsoft.com/office/word/2010/wordprocessingDrawing" xmlns:wp="http://schemas.openxmlformats.org/drawingml/2006/wordprocessingDrawing" xmlns:w10="urn:schemas-microsoft-com:office:word" xmlns:w="http://schemas.openxmlformats.org/wordprocessingml/2006/main" xmlns:w14="http://schemas.microsoft.com/office/word/2010/wordml" xmlns:w15="http://schemas.microsoft.com/office/word/2012/wordml" xmlns:w16cex="http://schemas.microsoft.com/office/word/2018/wordml/cex" xmlns:w16cid="http://schemas.microsoft.com/office/word/2016/wordml/cid" xmlns:w16="http://schemas.microsoft.com/office/word/2018/wordml" xmlns:w16du="http://schemas.microsoft.com/office/word/2023/wordml/word16du" xmlns:w16sdtdh="http://schemas.microsoft.com/office/word/2020/wordml/sdtdatahash" xmlns:w16sdtfl="http://schemas.microsoft.com/office/word/2024/wordml/sdtformatlock" xmlns:w16se="http://schemas.microsoft.com/office/word/2015/wordml/symex" xmlns:wpg="http://schemas.microsoft.com/office/word/2010/wordprocessingGroup" xmlns:wpi="http://schemas.microsoft.com/office/word/2010/wordprocessingInk" xmlns:wne="http://schemas.microsoft.com/office/word/2006/wordml" xmlns:wps="http://schemas.microsoft.com/office/word/2010/wordprocessingShape" mc:Ignorable="w14 w15 w16se w16cid w16 w16cex w16sdtdh w16sdtfl w16du wp14">
+  <w:footnote w:type="separator" w:id="-1">
+    <w:p>
+      <w:pPr>
+        <w:spacing w:after="0" w:line="240" w:lineRule="auto"/>
+      </w:pPr>
+      <w:r>
+        <w:separator/>
+      </w:r>
+    </w:p>
+  </w:footnote>
+  <w:footnote w:type="continuationSeparator" w:id="0">
+    <w:p>
+      <w:pPr>
+        <w:spacing w:after="0" w:line="240" w:lineRule="auto"/>
+      </w:pPr>
+      <w:r>
+        <w:continuationSeparator/>
+      </w:r>
+    </w:p>
+  </w:footnote>
+</w:footnotes>
 </file>
 
 <file path=word/styles.xml><?xml version="1.0" encoding="utf-8"?>
@@ -1403,6 +3665,86 @@
       <w:spacing w:val="5"/>
     </w:rPr>
   </w:style>
+  <w:style w:type="character" w:styleId="Hyperlink">
+    <w:name w:val="Hyperlink"/>
+    <w:basedOn w:val="DefaultParagraphFont"/>
+    <w:uiPriority w:val="99"/>
+    <w:unhideWhenUsed/>
+    <w:rsid w:val="00DC7EEB"/>
+    <w:rPr>
+      <w:color w:val="467886" w:themeColor="hyperlink"/>
+      <w:u w:val="single"/>
+    </w:rPr>
+  </w:style>
+  <w:style w:type="paragraph" w:styleId="Header">
+    <w:name w:val="header"/>
+    <w:basedOn w:val="Normal"/>
+    <w:link w:val="HeaderChar"/>
+    <w:uiPriority w:val="99"/>
+    <w:unhideWhenUsed/>
+    <w:rsid w:val="006133B3"/>
+    <w:pPr>
+      <w:tabs>
+        <w:tab w:val="center" w:pos="4513"/>
+        <w:tab w:val="right" w:pos="9026"/>
+      </w:tabs>
+      <w:spacing w:after="0" w:line="240" w:lineRule="auto"/>
+    </w:pPr>
+  </w:style>
+  <w:style w:type="character" w:customStyle="1" w:styleId="HeaderChar">
+    <w:name w:val="Header Char"/>
+    <w:basedOn w:val="DefaultParagraphFont"/>
+    <w:link w:val="Header"/>
+    <w:uiPriority w:val="99"/>
+    <w:rsid w:val="006133B3"/>
+  </w:style>
+  <w:style w:type="paragraph" w:styleId="Footer">
+    <w:name w:val="footer"/>
+    <w:basedOn w:val="Normal"/>
+    <w:link w:val="FooterChar"/>
+    <w:uiPriority w:val="99"/>
+    <w:unhideWhenUsed/>
+    <w:rsid w:val="006133B3"/>
+    <w:pPr>
+      <w:tabs>
+        <w:tab w:val="center" w:pos="4513"/>
+        <w:tab w:val="right" w:pos="9026"/>
+      </w:tabs>
+      <w:spacing w:after="0" w:line="240" w:lineRule="auto"/>
+    </w:pPr>
+  </w:style>
+  <w:style w:type="character" w:customStyle="1" w:styleId="FooterChar">
+    <w:name w:val="Footer Char"/>
+    <w:basedOn w:val="DefaultParagraphFont"/>
+    <w:link w:val="Footer"/>
+    <w:uiPriority w:val="99"/>
+    <w:rsid w:val="006133B3"/>
+  </w:style>
+  <w:style w:type="character" w:styleId="PageNumber">
+    <w:name w:val="page number"/>
+    <w:basedOn w:val="DefaultParagraphFont"/>
+    <w:uiPriority w:val="99"/>
+    <w:semiHidden/>
+    <w:unhideWhenUsed/>
+    <w:rsid w:val="006133B3"/>
+  </w:style>
+  <w:style w:type="paragraph" w:customStyle="1" w:styleId="p1">
+    <w:name w:val="p1"/>
+    <w:basedOn w:val="Normal"/>
+    <w:rsid w:val="00D36D68"/>
+    <w:pPr>
+      <w:spacing w:after="0" w:line="240" w:lineRule="auto"/>
+    </w:pPr>
+    <w:rPr>
+      <w:rFonts w:ascii="Futura" w:eastAsia="Times New Roman" w:hAnsi="Futura" w:cs="Times New Roman"/>
+      <w:color w:val="000000"/>
+      <w:kern w:val="0"/>
+      <w:sz w:val="15"/>
+      <w:szCs w:val="15"/>
+      <w:lang w:eastAsia="en-GB"/>
+      <w14:ligatures w14:val="none"/>
+    </w:rPr>
+  </w:style>
 </w:styles>
 </file>
 
